--- a/Proyecto Interno/review-food-security-paper/05_manuscript/v3_draft-discussion.docx
+++ b/Proyecto Interno/review-food-security-paper/05_manuscript/v3_draft-discussion.docx
@@ -627,8 +627,6 @@
           <w:lang w:val="en-US"/>
         </w:rPr>
       </w:pPr>
-      <w:bookmarkStart w:id="0" w:name="_GoBack"/>
-      <w:bookmarkEnd w:id="0"/>
       <w:r>
         <w:rPr>
           <w:rFonts w:ascii="Garamond" w:hAnsi="Garamond"/>
@@ -945,7 +943,27 @@
           <w:szCs w:val="24"/>
           <w:lang w:val="en-US"/>
         </w:rPr>
-        <w:t>annot (Gilbert &amp; Morgan, 2010). This interpretation is further supported by evidence on Colombian food market integration, where unprocessed agricultural products consistently exhibit greater cross-city price co-movement than perishable ones (</w:t>
+        <w:t>annot (Gilbert &amp; Morgan, 2010).</w:t>
+      </w:r>
+      <w:r>
+        <w:rPr>
+          <w:rFonts w:ascii="Garamond" w:hAnsi="Garamond"/>
+          <w:color w:val="7E0000"/>
+          <w:sz w:val="24"/>
+          <w:szCs w:val="24"/>
+          <w:lang w:val="en-US"/>
+        </w:rPr>
+        <w:t xml:space="preserve"> </w:t>
+      </w:r>
+      <w:r>
+        <w:rPr>
+          <w:rFonts w:ascii="Garamond" w:hAnsi="Garamond"/>
+          <w:color w:val="7E0000"/>
+          <w:sz w:val="24"/>
+          <w:szCs w:val="24"/>
+          <w:lang w:val="en-US"/>
+        </w:rPr>
+        <w:t>This interpretation is further supported by evidence on Colombian food market integration, where unprocessed agricultural products consistently exhibit greater cross-city price co-movement than perishable ones (</w:t>
       </w:r>
       <w:proofErr w:type="spellStart"/>
       <w:r>
@@ -975,6 +993,7 @@
           <w:color w:val="7E0000"/>
           <w:sz w:val="24"/>
           <w:szCs w:val="24"/>
+          <w:lang w:val="en-US"/>
         </w:rPr>
         <w:t xml:space="preserve">[ES MUY IMPORTANTE VERIFICAR ESTAS REFERENCIAS]. </w:t>
       </w:r>
@@ -1140,17 +1159,7 @@
           <w:szCs w:val="24"/>
           <w:lang w:val="en-US"/>
         </w:rPr>
-        <w:t xml:space="preserve"> is more exposed to local price movements, however, given that the FBDG-recommended servings restrict cross-group substitution</w:t>
-      </w:r>
-      <w:r>
-        <w:rPr>
-          <w:rFonts w:ascii="Garamond" w:hAnsi="Garamond"/>
-          <w:color w:val="7E0000"/>
-          <w:sz w:val="24"/>
-          <w:szCs w:val="24"/>
-          <w:lang w:val="en-US"/>
-        </w:rPr>
-        <w:t>, leaving it more exposed to local price fluctuations and more prone to widening intercity gaps over time.</w:t>
+        <w:t xml:space="preserve"> is more exposed to local price movements, however, given that the FBDG-recommended servings restrict cross-group substitution, leaving it more exposed to local price fluctuations and more prone to widening intercity gaps over time.</w:t>
       </w:r>
     </w:p>
     <w:p>
@@ -1213,22 +1222,8 @@
           <w:szCs w:val="24"/>
           <w:lang w:val="en-US"/>
         </w:rPr>
-        <w:t xml:space="preserve"> deep asymmetries across dietary </w:t>
-      </w:r>
-      <w:proofErr w:type="spellStart"/>
-      <w:proofErr w:type="gramStart"/>
-      <w:r>
-        <w:rPr>
-          <w:rFonts w:ascii="Garamond" w:hAnsi="Garamond"/>
-          <w:color w:val="7E0000"/>
-          <w:sz w:val="24"/>
-          <w:szCs w:val="24"/>
-          <w:lang w:val="en-US"/>
-        </w:rPr>
-        <w:t>standards.Real</w:t>
-      </w:r>
-      <w:proofErr w:type="spellEnd"/>
-      <w:proofErr w:type="gramEnd"/>
+        <w:t xml:space="preserve"> deep asymmetries across dietary standards.</w:t>
+      </w:r>
       <w:r>
         <w:rPr>
           <w:rFonts w:ascii="Garamond" w:hAnsi="Garamond"/>
@@ -1239,6 +1234,16 @@
         </w:rPr>
         <w:t xml:space="preserve"> </w:t>
       </w:r>
+      <w:r>
+        <w:rPr>
+          <w:rFonts w:ascii="Garamond" w:hAnsi="Garamond"/>
+          <w:color w:val="7E0000"/>
+          <w:sz w:val="24"/>
+          <w:szCs w:val="24"/>
+          <w:lang w:val="en-US"/>
+        </w:rPr>
+        <w:t xml:space="preserve">Real </w:t>
+      </w:r>
       <w:proofErr w:type="spellStart"/>
       <w:r>
         <w:rPr>
@@ -1305,14 +1310,40 @@
         </w:rPr>
         <w:t xml:space="preserve"> remained far more contained at -4.1% to -7.9%. </w:t>
       </w:r>
-      <w:r>
-        <w:rPr>
-          <w:rFonts w:ascii="Garamond" w:hAnsi="Garamond"/>
-          <w:color w:val="7E0000"/>
-          <w:sz w:val="24"/>
-          <w:szCs w:val="24"/>
-          <w:lang w:val="en-US"/>
-        </w:rPr>
+    </w:p>
+    <w:p>
+      <w:pPr>
+        <w:ind w:firstLine="709"/>
+        <w:jc w:val="both"/>
+        <w:rPr>
+          <w:rFonts w:ascii="Garamond" w:hAnsi="Garamond"/>
+          <w:color w:val="7E0000"/>
+          <w:sz w:val="24"/>
+          <w:szCs w:val="24"/>
+          <w:lang w:val="en-US"/>
+        </w:rPr>
+      </w:pPr>
+    </w:p>
+    <w:p>
+      <w:pPr>
+        <w:ind w:firstLine="709"/>
+        <w:jc w:val="both"/>
+        <w:rPr>
+          <w:rFonts w:ascii="Garamond" w:hAnsi="Garamond"/>
+          <w:color w:val="7E0000"/>
+          <w:sz w:val="24"/>
+          <w:szCs w:val="24"/>
+        </w:rPr>
+      </w:pPr>
+      <w:r>
+        <w:rPr>
+          <w:rFonts w:ascii="Garamond" w:hAnsi="Garamond"/>
+          <w:color w:val="7E0000"/>
+          <w:sz w:val="24"/>
+          <w:szCs w:val="24"/>
+          <w:lang w:val="en-US"/>
+        </w:rPr>
+        <w:lastRenderedPageBreak/>
         <w:t>An analogous asymmetry is documented by Bai et al. (2026) for China, where real costs of recommended diets grew m</w:t>
       </w:r>
       <w:r>
@@ -1332,24 +1363,28 @@
           <w:sz w:val="24"/>
           <w:szCs w:val="24"/>
         </w:rPr>
-        <w:t xml:space="preserve">[Pendiente referencia: evidencia adicional de otros contextos sobre desacople entre precios de </w:t>
-      </w:r>
-      <w:r>
-        <w:rPr>
-          <w:rFonts w:ascii="Garamond" w:hAnsi="Garamond"/>
-          <w:color w:val="7E0000"/>
-          <w:sz w:val="24"/>
-          <w:szCs w:val="24"/>
-        </w:rPr>
-        <w:lastRenderedPageBreak/>
-        <w:t>feculentos y alimentos nutricionalmente densos durante episodios de desinflación].</w:t>
-      </w:r>
-      <w:r>
-        <w:rPr>
-          <w:rFonts w:ascii="Garamond" w:hAnsi="Garamond"/>
-          <w:color w:val="7E0000"/>
-          <w:sz w:val="24"/>
-          <w:szCs w:val="24"/>
+        <w:t>[Pendiente referencia: evidencia adicional de otros contextos sobre desacople entre precios de feculentos y alimentos nutricionalmente densos durante episodios de desinflación].</w:t>
+      </w:r>
+    </w:p>
+    <w:p>
+      <w:pPr>
+        <w:ind w:firstLine="709"/>
+        <w:jc w:val="both"/>
+        <w:rPr>
+          <w:rFonts w:ascii="Garamond" w:hAnsi="Garamond"/>
+          <w:color w:val="7E0000"/>
+          <w:sz w:val="24"/>
+          <w:szCs w:val="24"/>
+          <w:lang w:val="en-US"/>
+        </w:rPr>
+      </w:pPr>
+      <w:r>
+        <w:rPr>
+          <w:rFonts w:ascii="Garamond" w:hAnsi="Garamond"/>
+          <w:color w:val="7E0000"/>
+          <w:sz w:val="24"/>
+          <w:szCs w:val="24"/>
+          <w:lang w:val="en-US"/>
         </w:rPr>
         <w:t xml:space="preserve"> </w:t>
       </w:r>
@@ -1393,8 +1428,42 @@
           <w:szCs w:val="24"/>
           <w:lang w:val="en-US"/>
         </w:rPr>
-        <w:t xml:space="preserve">odel, which is determined by whichever food offers the lowest price per kilocalorie in each market (Mahrt et al., 2019; AÑADIR MÁS REFERENCIAS). </w:t>
-      </w:r>
+        <w:t xml:space="preserve">odel, which is determined by whichever food offers the lowest price per kilocalorie in each market </w:t>
+      </w:r>
+      <w:r>
+        <w:rPr>
+          <w:rFonts w:ascii="Garamond" w:hAnsi="Garamond"/>
+          <w:color w:val="7E0000"/>
+          <w:sz w:val="24"/>
+          <w:szCs w:val="24"/>
+          <w:highlight w:val="yellow"/>
+          <w:lang w:val="en-US"/>
+        </w:rPr>
+        <w:t>(Mahrt et al., 2019; AÑADIR MÁS REFERENCIAS).</w:t>
+      </w:r>
+      <w:r>
+        <w:rPr>
+          <w:rFonts w:ascii="Garamond" w:hAnsi="Garamond"/>
+          <w:color w:val="7E0000"/>
+          <w:sz w:val="24"/>
+          <w:szCs w:val="24"/>
+          <w:lang w:val="en-US"/>
+        </w:rPr>
+        <w:t xml:space="preserve"> </w:t>
+      </w:r>
+    </w:p>
+    <w:p>
+      <w:pPr>
+        <w:ind w:firstLine="709"/>
+        <w:jc w:val="both"/>
+        <w:rPr>
+          <w:rFonts w:ascii="Garamond" w:hAnsi="Garamond"/>
+          <w:color w:val="7E0000"/>
+          <w:sz w:val="24"/>
+          <w:szCs w:val="24"/>
+          <w:lang w:val="en-US"/>
+        </w:rPr>
+      </w:pPr>
       <w:r>
         <w:rPr>
           <w:rFonts w:ascii="Garamond" w:hAnsi="Garamond"/>
@@ -1706,7 +1775,17 @@
           <w:szCs w:val="24"/>
           <w:lang w:val="es-MX"/>
         </w:rPr>
-        <w:t xml:space="preserve"> en el SPE del calcio son consistentes con las diferencias en la inflación de la leche entre mercados: en 2022--2023, Cali registró la inflación de leche más alta entre las tres ciudades (26,7% y 20,5% respectivamente), seguida de Medellín (25,3% y 19,2%) y Bogotá (24,4% y 17,3%), y en 2024 la desinflación de leche fue más contenida en Cali (4,8%) que en Bogotá (2,5%), lo que es consistente con el hecho de que el SPE del calcio siga siendo más elevado en esa ciudad. La tendencia creciente del SPE del calcio a lo largo del período --- de 0,304--0,498 en 2019 a 0,386--0,601 en 2024 según ciudad y miembro --- indica que el costo marginal de satisfacer los requerimientos de calcio está aumentando, agravando esta vulnerabilidad en un contexto de encarecimiento real sostenido de los lácteos (FAO, 2023; [AÑADIR CITA específica para Colombia o LAC]).</w:t>
+        <w:t xml:space="preserve"> en el SPE del calcio son consistentes con las diferencias en la inflación de la leche entre mercados: en 2022--2023, Cali registró la inflación de leche más alta entre las tres ciudades (26,7% y 20,5% respectivamente), seguida de Medellín </w:t>
+      </w:r>
+      <w:r>
+        <w:rPr>
+          <w:rFonts w:ascii="Garamond" w:hAnsi="Garamond"/>
+          <w:sz w:val="24"/>
+          <w:szCs w:val="24"/>
+          <w:lang w:val="es-MX"/>
+        </w:rPr>
+        <w:lastRenderedPageBreak/>
+        <w:t>(25,3% y 19,2%) y Bogotá (24,4% y 17,3%), y en 2024 la desinflación de leche fue más contenida en Cali (4,8%) que en Bogotá (2,5%), lo que es consistente con el hecho de que el SPE del calcio siga siendo más elevado en esa ciudad. La tendencia creciente del SPE del calcio a lo largo del período --- de 0,304--0,498 en 2019 a 0,386--0,601 en 2024 según ciudad y miembro --- indica que el costo marginal de satisfacer los requerimientos de calcio está aumentando, agravando esta vulnerabilidad en un contexto de encarecimiento real sostenido de los lácteos (FAO, 2023; [AÑADIR CITA específica para Colombia o LAC]).</w:t>
       </w:r>
     </w:p>
     <w:p>
@@ -1727,7 +1806,6 @@
           <w:szCs w:val="24"/>
           <w:lang w:val="es-MX"/>
         </w:rPr>
-        <w:lastRenderedPageBreak/>
         <w:t xml:space="preserve">El perfil de restricciones varía entre miembros del hogar de manera que refleja diferencias en los requerimientos nutricionales: el calcio es más costoso para la niña de 10--14 años (SPE: 0,486--0,523), cuyas necesidades durante el crecimiento son las más altas del ciclo de vida; en contraste, para el hombre adulto el zinc supera al calcio como restricción más costosa en Bogotá y Medellín (SPE medio: 0,564 y 0,486), lo cual coincide con evidencia global que muestra que el zinc tiende a ser una restricción comparativamente más relevante en hombres adultos (Bai et al., 2022b). Las diferencias </w:t>
       </w:r>
       <w:proofErr w:type="spellStart"/>
@@ -1889,7 +1967,17 @@
           <w:szCs w:val="24"/>
           <w:lang w:val="es-MX"/>
         </w:rPr>
-        <w:t xml:space="preserve">-Vargas et al. (2025) sobre la selección de fuentes de vitamina C según precio relativo en dietas de costo mínimo. En leguminosas, Bogotá selecciona garbanzo junto a arveja seca porque el garbanzo (COP 421/100g) es más barato que las lentejas (COP 462) en ese mercado, mientras que en Cali y Medellín las lentejas (COP 396 y COP 487 respectivamente) resultan más accesibles que el garbanzo, que no aparece disponible en esos mercados. En verduras y lácteos, Cali es la más diversa: es la única ciudad que incorpora cuatro verduras (arveja verde, cebolla, repollo y zanahoria) y que añade queso junto a la leche pasteurizada en el grupo de lácteos. La asimetría entre porciones y peso económico es pronunciada en todas las ciudades: los lácteos, con apenas 4,16--4,31 porciones diarias, concentran entre el 64,9% y el 66,2% del costo total del </w:t>
+        <w:t xml:space="preserve">-Vargas et al. (2025) sobre la selección de fuentes de vitamina C según precio relativo en dietas de costo mínimo. En leguminosas, Bogotá selecciona garbanzo junto a arveja seca porque el garbanzo (COP 421/100g) es más barato que las lentejas (COP 462) en ese mercado, mientras que en Cali y Medellín las lentejas (COP 396 y </w:t>
+      </w:r>
+      <w:r>
+        <w:rPr>
+          <w:rFonts w:ascii="Garamond" w:hAnsi="Garamond"/>
+          <w:sz w:val="24"/>
+          <w:szCs w:val="24"/>
+          <w:lang w:val="es-MX"/>
+        </w:rPr>
+        <w:lastRenderedPageBreak/>
+        <w:t xml:space="preserve">COP 487 respectivamente) resultan más accesibles que el garbanzo, que no aparece disponible en esos mercados. En verduras y lácteos, Cali es la más diversa: es la única ciudad que incorpora cuatro verduras (arveja verde, cebolla, repollo y zanahoria) y que añade queso junto a la leche pasteurizada en el grupo de lácteos. La asimetría entre porciones y peso económico es pronunciada en todas las ciudades: los lácteos, con apenas 4,16--4,31 porciones diarias, concentran entre el 64,9% y el 66,2% del costo total del </w:t>
       </w:r>
       <w:proofErr w:type="spellStart"/>
       <w:r>
@@ -1909,17 +1997,7 @@
           <w:szCs w:val="24"/>
           <w:lang w:val="es-MX"/>
         </w:rPr>
-        <w:t xml:space="preserve">, mientras que las grasas --- el grupo con mayor volumen de porciones (4,51--4,67) --- representan apenas el 3,8%--4,8% del costo total, confirmando que el costo de las dietas basadas en guías alimentarias está dominado </w:t>
-      </w:r>
-      <w:r>
-        <w:rPr>
-          <w:rFonts w:ascii="Garamond" w:hAnsi="Garamond"/>
-          <w:sz w:val="24"/>
-          <w:szCs w:val="24"/>
-          <w:lang w:val="es-MX"/>
-        </w:rPr>
-        <w:lastRenderedPageBreak/>
-        <w:t xml:space="preserve">por los alimentos de mayor densidad de micronutrientes de difícil obtención, independientemente de su volumen de porciones (Masters et al., 2018). Desde el punto de vista nutricional, entre el 74,1% y el 90,2% de las combinaciones nutriente--miembro--mes se sitúan dentro del rango de ingesta seguro a lo largo del período, con la vitamina C como único nutriente con incumplimiento sistemático del mínimo en las tres ciudades, particularmente en Medellín --- resultado coherente con la sustitución de guayaba por frutas de menor densidad de vitamina C en ese mercado (véase </w:t>
+        <w:t xml:space="preserve">, mientras que las grasas --- el grupo con mayor volumen de porciones (4,51--4,67) --- representan apenas el 3,8%--4,8% del costo total, confirmando que el costo de las dietas basadas en guías alimentarias está dominado por los alimentos de mayor densidad de micronutrientes de difícil obtención, independientemente de su volumen de porciones (Masters et al., 2018). Desde el punto de vista nutricional, entre el 74,1% y el 90,2% de las combinaciones nutriente--miembro--mes se sitúan dentro del rango de ingesta seguro a lo largo del período, con la vitamina C como único nutriente con incumplimiento sistemático del mínimo en las tres ciudades, particularmente en Medellín --- resultado coherente con la sustitución de guayaba por frutas de menor densidad de vitamina C en ese mercado (véase </w:t>
       </w:r>
       <w:proofErr w:type="spellStart"/>
       <w:r>
@@ -1948,24 +2026,39 @@
         <w:jc w:val="both"/>
         <w:rPr>
           <w:rFonts w:ascii="Garamond" w:hAnsi="Garamond"/>
-          <w:sz w:val="24"/>
-          <w:szCs w:val="24"/>
-          <w:lang w:val="es-MX"/>
-        </w:rPr>
-      </w:pPr>
-      <w:r>
-        <w:rPr>
-          <w:rFonts w:ascii="Garamond" w:hAnsi="Garamond"/>
-          <w:sz w:val="24"/>
-          <w:szCs w:val="24"/>
-          <w:lang w:val="es-MX"/>
-        </w:rPr>
-        <w:t xml:space="preserve">Tres nutrientes resultaron vinculantes en el 100% de los meses en las tres ciudades --- calcio, sodio y vitamina C ---, un patrón consistente con estudios previos para contextos similares [AÑADIR CITAS]. Sin embargo, la frecuencia de vinculación no captura la carga económica de cada restricción: el sodio, pese a ser universalmente vinculante, presenta un SPE prácticamente nulo ($\approx$0,001), mientras que el calcio concentra la mayor parte del costo marginal de la adecuación nutricional. Al analizar la dieta </w:t>
-      </w:r>
-      <w:proofErr w:type="spellStart"/>
-      <w:r>
-        <w:rPr>
-          <w:rFonts w:ascii="Garamond" w:hAnsi="Garamond"/>
+          <w:color w:val="1F3864" w:themeColor="accent1" w:themeShade="80"/>
+          <w:sz w:val="24"/>
+          <w:szCs w:val="24"/>
+          <w:lang w:val="es-MX"/>
+        </w:rPr>
+      </w:pPr>
+      <w:bookmarkStart w:id="0" w:name="_GoBack"/>
+      <w:r>
+        <w:rPr>
+          <w:rFonts w:ascii="Garamond" w:hAnsi="Garamond"/>
+          <w:color w:val="1F3864" w:themeColor="accent1" w:themeShade="80"/>
+          <w:sz w:val="24"/>
+          <w:szCs w:val="24"/>
+          <w:lang w:val="es-MX"/>
+        </w:rPr>
+        <w:t xml:space="preserve">Tres nutrientes resultaron vinculantes en el 100% de los meses en las tres ciudades --- calcio, sodio y vitamina C ---, un patrón consistente con estudios previos para contextos similares [AÑADIR CITAS]. </w:t>
+      </w:r>
+      <w:bookmarkEnd w:id="0"/>
+      <w:r>
+        <w:rPr>
+          <w:rFonts w:ascii="Garamond" w:hAnsi="Garamond"/>
+          <w:color w:val="1F3864" w:themeColor="accent1" w:themeShade="80"/>
+          <w:sz w:val="24"/>
+          <w:szCs w:val="24"/>
+          <w:lang w:val="es-MX"/>
+        </w:rPr>
+        <w:t xml:space="preserve">Al analizar la dieta </w:t>
+      </w:r>
+      <w:proofErr w:type="spellStart"/>
+      <w:r>
+        <w:rPr>
+          <w:rFonts w:ascii="Garamond" w:hAnsi="Garamond"/>
+          <w:color w:val="1F3864" w:themeColor="accent1" w:themeShade="80"/>
           <w:sz w:val="24"/>
           <w:szCs w:val="24"/>
           <w:lang w:val="es-MX"/>
@@ -1976,6 +2069,7 @@
       <w:r>
         <w:rPr>
           <w:rFonts w:ascii="Garamond" w:hAnsi="Garamond"/>
+          <w:color w:val="1F3864" w:themeColor="accent1" w:themeShade="80"/>
           <w:sz w:val="24"/>
           <w:szCs w:val="24"/>
           <w:lang w:val="es-MX"/>
@@ -1986,6 +2080,7 @@
       <w:r>
         <w:rPr>
           <w:rFonts w:ascii="Garamond" w:hAnsi="Garamond"/>
+          <w:color w:val="1F3864" w:themeColor="accent1" w:themeShade="80"/>
           <w:sz w:val="24"/>
           <w:szCs w:val="24"/>
           <w:lang w:val="es-MX"/>
@@ -1996,6 +2091,7 @@
       <w:r>
         <w:rPr>
           <w:rFonts w:ascii="Garamond" w:hAnsi="Garamond"/>
+          <w:color w:val="1F3864" w:themeColor="accent1" w:themeShade="80"/>
           <w:sz w:val="24"/>
           <w:szCs w:val="24"/>
           <w:lang w:val="es-MX"/>
@@ -2006,6 +2102,7 @@
       <w:r>
         <w:rPr>
           <w:rFonts w:ascii="Garamond" w:hAnsi="Garamond"/>
+          <w:color w:val="1F3864" w:themeColor="accent1" w:themeShade="80"/>
           <w:sz w:val="24"/>
           <w:szCs w:val="24"/>
           <w:lang w:val="es-MX"/>
@@ -2016,6 +2113,7 @@
       <w:r>
         <w:rPr>
           <w:rFonts w:ascii="Garamond" w:hAnsi="Garamond"/>
+          <w:color w:val="1F3864" w:themeColor="accent1" w:themeShade="80"/>
           <w:sz w:val="24"/>
           <w:szCs w:val="24"/>
           <w:lang w:val="es-MX"/>
@@ -2026,6 +2124,7 @@
       <w:r>
         <w:rPr>
           <w:rFonts w:ascii="Garamond" w:hAnsi="Garamond"/>
+          <w:color w:val="1F3864" w:themeColor="accent1" w:themeShade="80"/>
           <w:sz w:val="24"/>
           <w:szCs w:val="24"/>
           <w:lang w:val="es-MX"/>
@@ -2036,6 +2135,7 @@
       <w:r>
         <w:rPr>
           <w:rFonts w:ascii="Garamond" w:hAnsi="Garamond"/>
+          <w:color w:val="1F3864" w:themeColor="accent1" w:themeShade="80"/>
           <w:sz w:val="24"/>
           <w:szCs w:val="24"/>
           <w:lang w:val="es-MX"/>
@@ -2046,6 +2146,7 @@
       <w:r>
         <w:rPr>
           <w:rFonts w:ascii="Garamond" w:hAnsi="Garamond"/>
+          <w:color w:val="1F3864" w:themeColor="accent1" w:themeShade="80"/>
           <w:sz w:val="24"/>
           <w:szCs w:val="24"/>
           <w:lang w:val="es-MX"/>
@@ -2056,6 +2157,7 @@
       <w:r>
         <w:rPr>
           <w:rFonts w:ascii="Garamond" w:hAnsi="Garamond"/>
+          <w:color w:val="1F3864" w:themeColor="accent1" w:themeShade="80"/>
           <w:sz w:val="24"/>
           <w:szCs w:val="24"/>
           <w:lang w:val="es-MX"/>
@@ -2066,6 +2168,7 @@
       <w:r>
         <w:rPr>
           <w:rFonts w:ascii="Garamond" w:hAnsi="Garamond"/>
+          <w:color w:val="1F3864" w:themeColor="accent1" w:themeShade="80"/>
           <w:sz w:val="24"/>
           <w:szCs w:val="24"/>
           <w:lang w:val="es-MX"/>
@@ -2076,6 +2179,7 @@
       <w:r>
         <w:rPr>
           <w:rFonts w:ascii="Garamond" w:hAnsi="Garamond"/>
+          <w:color w:val="1F3864" w:themeColor="accent1" w:themeShade="80"/>
           <w:sz w:val="24"/>
           <w:szCs w:val="24"/>
           <w:lang w:val="es-MX"/>
@@ -2086,6 +2190,7 @@
       <w:r>
         <w:rPr>
           <w:rFonts w:ascii="Garamond" w:hAnsi="Garamond"/>
+          <w:color w:val="1F3864" w:themeColor="accent1" w:themeShade="80"/>
           <w:sz w:val="24"/>
           <w:szCs w:val="24"/>
           <w:lang w:val="es-MX"/>
@@ -2096,6 +2201,7 @@
       <w:r>
         <w:rPr>
           <w:rFonts w:ascii="Garamond" w:hAnsi="Garamond"/>
+          <w:color w:val="1F3864" w:themeColor="accent1" w:themeShade="80"/>
           <w:sz w:val="24"/>
           <w:szCs w:val="24"/>
           <w:lang w:val="es-MX"/>
@@ -2106,6 +2212,7 @@
       <w:r>
         <w:rPr>
           <w:rFonts w:ascii="Garamond" w:hAnsi="Garamond"/>
+          <w:color w:val="1F3864" w:themeColor="accent1" w:themeShade="80"/>
           <w:sz w:val="24"/>
           <w:szCs w:val="24"/>
           <w:lang w:val="es-MX"/>
@@ -2116,51 +2223,12 @@
       <w:r>
         <w:rPr>
           <w:rFonts w:ascii="Garamond" w:hAnsi="Garamond"/>
-          <w:sz w:val="24"/>
-          <w:szCs w:val="24"/>
-          <w:lang w:val="es-MX"/>
-        </w:rPr>
-        <w:t xml:space="preserve"> en el SPE del calcio son consistentes con las diferencias en la inflación de la leche: en 2022--2023, Cali registró la inflación de leche más alta (26,7% y 20,5%), seguida de Medellín (25,3% y 19,2%) y Bogotá (24,4% y 17,3%), y en 2024 la desinflación fue más contenida en Cali (4,8%) que en Bogotá (2,5%). La tendencia creciente del SPE del calcio --- de 0,304--0,498 en 2019 a 0,386--0,601 en 2024 --- agrava esta vulnerabilidad en un contexto de encarecimiento real sostenido de los lácteos (FAO, 2023; [AÑADIR CITA]). El perfil de restricciones varía entre miembros del hogar: el calcio es más costoso para la niña de 10--14 años (SPE: 0,486--0,523), cuyas necesidades durante el crecimiento son las más altas del ciclo de vida (</w:t>
-      </w:r>
-      <w:proofErr w:type="spellStart"/>
-      <w:r>
-        <w:rPr>
-          <w:rFonts w:ascii="Garamond" w:hAnsi="Garamond"/>
-          <w:sz w:val="24"/>
-          <w:szCs w:val="24"/>
-          <w:lang w:val="es-MX"/>
-        </w:rPr>
-        <w:t>Institute</w:t>
-      </w:r>
-      <w:proofErr w:type="spellEnd"/>
-      <w:r>
-        <w:rPr>
-          <w:rFonts w:ascii="Garamond" w:hAnsi="Garamond"/>
-          <w:sz w:val="24"/>
-          <w:szCs w:val="24"/>
-          <w:lang w:val="es-MX"/>
-        </w:rPr>
-        <w:t xml:space="preserve"> </w:t>
-      </w:r>
-      <w:proofErr w:type="spellStart"/>
-      <w:r>
-        <w:rPr>
-          <w:rFonts w:ascii="Garamond" w:hAnsi="Garamond"/>
-          <w:sz w:val="24"/>
-          <w:szCs w:val="24"/>
-          <w:lang w:val="es-MX"/>
-        </w:rPr>
-        <w:t>of</w:t>
-      </w:r>
-      <w:proofErr w:type="spellEnd"/>
-      <w:r>
-        <w:rPr>
-          <w:rFonts w:ascii="Garamond" w:hAnsi="Garamond"/>
-          <w:sz w:val="24"/>
-          <w:szCs w:val="24"/>
-          <w:lang w:val="es-MX"/>
-        </w:rPr>
-        <w:t xml:space="preserve"> Medicine, 2011); para el hombre adulto, el zinc supera al calcio en Bogotá y Medellín (SPE: 0,564 y 0,486), consistente con evidencia global (Bai et al., 2022b), y exhibe alta variabilidad temporal (0,010--0,718), reflejo directo de la mayor volatilidad de precios de las legumbres secas respecto a los lácteos --- cuya desviación estándar de la variación interanual (19,9--23,2) casi duplica la de la leche (12,0--13,4) ---. La heterogeneidad en los perfiles de restricción entre miembros del hogar implica que el costo de la adecuación nutricional no puede ignorar la dimensión demográfica, pues la restricción vinculante varía según el miembro, y las políticas que operan sobre el promedio del hogar pueden ser ineficientes para los grupos más vulnerables (Bai et al., 2022a; Masters et al., 2018).</w:t>
+          <w:color w:val="1F3864" w:themeColor="accent1" w:themeShade="80"/>
+          <w:sz w:val="24"/>
+          <w:szCs w:val="24"/>
+          <w:lang w:val="es-MX"/>
+        </w:rPr>
+        <w:t xml:space="preserve"> en el SPE del calcio son consistentes con las diferencias en la inflación de la leche: en 2022--2023, Cali registró la inflación de leche más alta (26,7% y 20,5%), seguida de Medellín (25,3% y 19,2%) y Bogotá (24,4% y 17,3%), y en 2024 la desinflación fue más contenida en Cali (4,8%) que en Bogotá (2,5%). La tendencia creciente del SPE del calcio --- de 0,304--0,498 en 2019 a 0,386--0,601 en 2024 --- agrava esta vulnerabilidad en un contexto de encarecimiento real sostenido de los lácteos (FAO, 2023; [AÑADIR CITA]). </w:t>
       </w:r>
     </w:p>
     <w:p>
@@ -2169,363 +2237,76 @@
         <w:jc w:val="both"/>
         <w:rPr>
           <w:rFonts w:ascii="Garamond" w:hAnsi="Garamond"/>
-          <w:sz w:val="24"/>
-          <w:szCs w:val="24"/>
-          <w:lang w:val="es-MX"/>
-        </w:rPr>
-      </w:pPr>
-      <w:r>
-        <w:rPr>
-          <w:rFonts w:ascii="Garamond" w:hAnsi="Garamond"/>
-          <w:sz w:val="24"/>
-          <w:szCs w:val="24"/>
-          <w:lang w:val="es-MX"/>
-        </w:rPr>
-        <w:t xml:space="preserve">El análisis de la composición del </w:t>
-      </w:r>
-      <w:proofErr w:type="spellStart"/>
-      <w:r>
-        <w:rPr>
-          <w:rFonts w:ascii="Garamond" w:hAnsi="Garamond"/>
-          <w:sz w:val="24"/>
-          <w:szCs w:val="24"/>
-          <w:lang w:val="es-MX"/>
-        </w:rPr>
-        <w:t>CoRD</w:t>
-      </w:r>
-      <w:proofErr w:type="spellEnd"/>
-      <w:r>
-        <w:rPr>
-          <w:rFonts w:ascii="Garamond" w:hAnsi="Garamond"/>
-          <w:sz w:val="24"/>
-          <w:szCs w:val="24"/>
-          <w:lang w:val="es-MX"/>
-        </w:rPr>
-        <w:t xml:space="preserve"> confirma que la dominancia de los lácteos en el costo de la adecuación nutricional no es exclusiva del </w:t>
-      </w:r>
-      <w:proofErr w:type="spellStart"/>
-      <w:r>
-        <w:rPr>
-          <w:rFonts w:ascii="Garamond" w:hAnsi="Garamond"/>
-          <w:sz w:val="24"/>
-          <w:szCs w:val="24"/>
-          <w:lang w:val="es-MX"/>
-        </w:rPr>
-        <w:t>CoNA</w:t>
-      </w:r>
-      <w:proofErr w:type="spellEnd"/>
-      <w:r>
-        <w:rPr>
-          <w:rFonts w:ascii="Garamond" w:hAnsi="Garamond"/>
-          <w:sz w:val="24"/>
-          <w:szCs w:val="24"/>
-          <w:lang w:val="es-MX"/>
-        </w:rPr>
-        <w:t xml:space="preserve">. Aunque la estructura de porciones por grupo alimentario es prácticamente idéntica entre ciudades --- fijada por las GABA independientemente del contexto local ---, los alimentos seleccionados dentro de cada grupo </w:t>
-      </w:r>
-      <w:r>
-        <w:rPr>
-          <w:rFonts w:ascii="Garamond" w:hAnsi="Garamond"/>
+          <w:color w:val="1F3864" w:themeColor="accent1" w:themeShade="80"/>
+          <w:sz w:val="24"/>
+          <w:szCs w:val="24"/>
+          <w:lang w:val="es-MX"/>
+        </w:rPr>
+      </w:pPr>
+      <w:r>
+        <w:rPr>
+          <w:rFonts w:ascii="Garamond" w:hAnsi="Garamond"/>
+          <w:color w:val="1F3864" w:themeColor="accent1" w:themeShade="80"/>
+          <w:sz w:val="24"/>
+          <w:szCs w:val="24"/>
+          <w:lang w:val="es-MX"/>
+        </w:rPr>
+        <w:t>El perfil de restricciones varía entre miembros del hogar: el calcio es más costoso para la niña de 10--14 años (SPE: 0,486--0,523), cuyas necesidades durante el crecimiento son las más altas del ciclo de vida (</w:t>
+      </w:r>
+      <w:proofErr w:type="spellStart"/>
+      <w:r>
+        <w:rPr>
+          <w:rFonts w:ascii="Garamond" w:hAnsi="Garamond"/>
+          <w:color w:val="1F3864" w:themeColor="accent1" w:themeShade="80"/>
+          <w:sz w:val="24"/>
+          <w:szCs w:val="24"/>
+          <w:lang w:val="es-MX"/>
+        </w:rPr>
+        <w:t>Institute</w:t>
+      </w:r>
+      <w:proofErr w:type="spellEnd"/>
+      <w:r>
+        <w:rPr>
+          <w:rFonts w:ascii="Garamond" w:hAnsi="Garamond"/>
+          <w:color w:val="1F3864" w:themeColor="accent1" w:themeShade="80"/>
+          <w:sz w:val="24"/>
+          <w:szCs w:val="24"/>
+          <w:lang w:val="es-MX"/>
+        </w:rPr>
+        <w:t xml:space="preserve"> </w:t>
+      </w:r>
+      <w:proofErr w:type="spellStart"/>
+      <w:r>
+        <w:rPr>
+          <w:rFonts w:ascii="Garamond" w:hAnsi="Garamond"/>
+          <w:color w:val="1F3864" w:themeColor="accent1" w:themeShade="80"/>
+          <w:sz w:val="24"/>
+          <w:szCs w:val="24"/>
+          <w:lang w:val="es-MX"/>
+        </w:rPr>
+        <w:t>of</w:t>
+      </w:r>
+      <w:proofErr w:type="spellEnd"/>
+      <w:r>
+        <w:rPr>
+          <w:rFonts w:ascii="Garamond" w:hAnsi="Garamond"/>
+          <w:color w:val="1F3864" w:themeColor="accent1" w:themeShade="80"/>
+          <w:sz w:val="24"/>
+          <w:szCs w:val="24"/>
+          <w:lang w:val="es-MX"/>
+        </w:rPr>
+        <w:t xml:space="preserve"> Medicine, 2011); para el hombre adulto, el zinc supera al calcio en Bogotá y Medellín (SPE: 0,564 y 0,486), consistente con evidencia global (Bai et al., 2022b), y exhibe alta variabilidad temporal (0,010--0,718), reflejo directo de la mayor volatilidad de precios de las legumbres secas respecto a los lácteos --- cuya desviación estándar de la variación interanual (19,9--23,2) casi duplica la de la leche (12,0--13,4) ---. La heterogeneidad en los perfiles de restricción entre miembros del hogar implica que el costo de la adecuación nutricional no puede ignorar la dimensión demográfica, pues la restricción vinculante varía según el miembro, </w:t>
+      </w:r>
+      <w:r>
+        <w:rPr>
+          <w:rFonts w:ascii="Garamond" w:hAnsi="Garamond"/>
+          <w:color w:val="1F3864" w:themeColor="accent1" w:themeShade="80"/>
           <w:sz w:val="24"/>
           <w:szCs w:val="24"/>
           <w:lang w:val="es-MX"/>
         </w:rPr>
         <w:lastRenderedPageBreak/>
-        <w:t xml:space="preserve">difieren según los precios relativos locales (Bai et al., 2020). En frutas, Bogotá selecciona guayaba (COP 500/100g real) porque en ese mercado resulta más barata que las moras (COP 687) y ofrece mayor densidad de vitamina C, mientras que en Cali y Medellín la guayaba (COP 547 y COP 521) es sustituida por naranjas (COP 233 y COP 305), cuyo precio relativo por unidad de vitamina C es considerablemente más bajo. En leguminosas, Bogotá selecciona garbanzo (COP 421) junto a arveja seca porque resulta más barato que las lentejas (COP 462) en ese mercado, mientras que en Cali y Medellín las lentejas (COP 396 y COP 487) son la alternativa más accesible. A pesar de esta heterogeneidad composicional, los lácteos concentran entre el 64,9% y el 66,2% del costo total del </w:t>
-      </w:r>
-      <w:proofErr w:type="spellStart"/>
-      <w:r>
-        <w:rPr>
-          <w:rFonts w:ascii="Garamond" w:hAnsi="Garamond"/>
-          <w:sz w:val="24"/>
-          <w:szCs w:val="24"/>
-          <w:lang w:val="es-MX"/>
-        </w:rPr>
-        <w:t>CoRD</w:t>
-      </w:r>
-      <w:proofErr w:type="spellEnd"/>
-      <w:r>
-        <w:rPr>
-          <w:rFonts w:ascii="Garamond" w:hAnsi="Garamond"/>
-          <w:sz w:val="24"/>
-          <w:szCs w:val="24"/>
-          <w:lang w:val="es-MX"/>
-        </w:rPr>
-        <w:t xml:space="preserve"> en las tres ciudades, con apenas 4,16--4,31 porciones diarias, mientras que las grasas --- el grupo de mayor volumen (4,51--4,67 porciones) --- representan apenas el 3,8%--4,8% del costo, confirmando que el costo de las dietas basadas en guías alimentarias está dominado por los alimentos de mayor densidad de micronutrientes de difícil obtención (Masters et al., 2018). Desde el punto de vista nutricional, entre el 74,1% y el 90,2% de las combinaciones nutriente--miembro--mes se sitúan dentro del rango de ingesta seguro, con la vitamina C como único nutriente con incumplimiento sistemático, particularmente en Medellín --- resultado coherente con la sustitución de guayaba por frutas de menor densidad de vitamina C en ese mercado (véase </w:t>
-      </w:r>
-      <w:proofErr w:type="spellStart"/>
-      <w:r>
-        <w:rPr>
-          <w:rFonts w:ascii="Garamond" w:hAnsi="Garamond"/>
-          <w:sz w:val="24"/>
-          <w:szCs w:val="24"/>
-          <w:lang w:val="es-MX"/>
-        </w:rPr>
-        <w:t>Apéndice~C</w:t>
-      </w:r>
-      <w:proofErr w:type="spellEnd"/>
-      <w:r>
-        <w:rPr>
-          <w:rFonts w:ascii="Garamond" w:hAnsi="Garamond"/>
-          <w:sz w:val="24"/>
-          <w:szCs w:val="24"/>
-          <w:lang w:val="es-MX"/>
-        </w:rPr>
-        <w:t>).</w:t>
-      </w:r>
-    </w:p>
-    <w:p>
-      <w:pPr>
-        <w:ind w:firstLine="709"/>
-        <w:jc w:val="both"/>
-        <w:rPr>
-          <w:rFonts w:ascii="Garamond" w:hAnsi="Garamond"/>
-          <w:color w:val="1F3864" w:themeColor="accent1" w:themeShade="80"/>
-          <w:sz w:val="24"/>
-          <w:szCs w:val="24"/>
-          <w:lang w:val="es-MX"/>
-        </w:rPr>
-      </w:pPr>
-      <w:r>
-        <w:rPr>
-          <w:rFonts w:ascii="Garamond" w:hAnsi="Garamond"/>
-          <w:color w:val="1F3864" w:themeColor="accent1" w:themeShade="80"/>
-          <w:sz w:val="24"/>
-          <w:szCs w:val="24"/>
-          <w:lang w:val="es-MX"/>
-        </w:rPr>
-        <w:t xml:space="preserve">Tres nutrientes resultaron vinculantes en el 100% de los meses en las tres ciudades --- calcio, sodio y vitamina C ---, un patrón consistente con estudios previos para contextos similares [AÑADIR CITAS]. Sin embargo, la frecuencia de vinculación no captura la carga económica de cada restricción: el sodio, pese a ser universalmente vinculante, presenta un SPE prácticamente nulo ($\approx$0,001), mientras que el calcio concentra la mayor parte del costo marginal de la adecuación nutricional. Al analizar la dieta </w:t>
-      </w:r>
-      <w:proofErr w:type="spellStart"/>
-      <w:r>
-        <w:rPr>
-          <w:rFonts w:ascii="Garamond" w:hAnsi="Garamond"/>
-          <w:color w:val="1F3864" w:themeColor="accent1" w:themeShade="80"/>
-          <w:sz w:val="24"/>
-          <w:szCs w:val="24"/>
-          <w:lang w:val="es-MX"/>
-        </w:rPr>
-        <w:t>CoNA</w:t>
-      </w:r>
-      <w:proofErr w:type="spellEnd"/>
-      <w:r>
-        <w:rPr>
-          <w:rFonts w:ascii="Garamond" w:hAnsi="Garamond"/>
-          <w:color w:val="1F3864" w:themeColor="accent1" w:themeShade="80"/>
-          <w:sz w:val="24"/>
-          <w:szCs w:val="24"/>
-          <w:lang w:val="es-MX"/>
-        </w:rPr>
-        <w:t>, el calcio es la restricción estructuralmente más costosa del sistema --- resultado consistente con evidencia internacional (Bai et al., 2022b) y regional (</w:t>
-      </w:r>
-      <w:proofErr w:type="spellStart"/>
-      <w:r>
-        <w:rPr>
-          <w:rFonts w:ascii="Garamond" w:hAnsi="Garamond"/>
-          <w:color w:val="1F3864" w:themeColor="accent1" w:themeShade="80"/>
-          <w:sz w:val="24"/>
-          <w:szCs w:val="24"/>
-          <w:lang w:val="es-MX"/>
-        </w:rPr>
-        <w:t>Verly</w:t>
-      </w:r>
-      <w:proofErr w:type="spellEnd"/>
-      <w:r>
-        <w:rPr>
-          <w:rFonts w:ascii="Garamond" w:hAnsi="Garamond"/>
-          <w:color w:val="1F3864" w:themeColor="accent1" w:themeShade="80"/>
-          <w:sz w:val="24"/>
-          <w:szCs w:val="24"/>
-          <w:lang w:val="es-MX"/>
-        </w:rPr>
-        <w:t xml:space="preserve"> et al., 2020, 2021), y con el estudio previo para Cali de </w:t>
-      </w:r>
-      <w:proofErr w:type="spellStart"/>
-      <w:r>
-        <w:rPr>
-          <w:rFonts w:ascii="Garamond" w:hAnsi="Garamond"/>
-          <w:color w:val="1F3864" w:themeColor="accent1" w:themeShade="80"/>
-          <w:sz w:val="24"/>
-          <w:szCs w:val="24"/>
-          <w:lang w:val="es-MX"/>
-        </w:rPr>
-        <w:t>Yoshioka</w:t>
-      </w:r>
-      <w:proofErr w:type="spellEnd"/>
-      <w:r>
-        <w:rPr>
-          <w:rFonts w:ascii="Garamond" w:hAnsi="Garamond"/>
-          <w:color w:val="1F3864" w:themeColor="accent1" w:themeShade="80"/>
-          <w:sz w:val="24"/>
-          <w:szCs w:val="24"/>
-          <w:lang w:val="es-MX"/>
-        </w:rPr>
-        <w:t xml:space="preserve">-Vargas et al. (2025) ---. La leche pasteurizada provee entre el 64% y el 85% del calcio total del </w:t>
-      </w:r>
-      <w:proofErr w:type="spellStart"/>
-      <w:r>
-        <w:rPr>
-          <w:rFonts w:ascii="Garamond" w:hAnsi="Garamond"/>
-          <w:color w:val="1F3864" w:themeColor="accent1" w:themeShade="80"/>
-          <w:sz w:val="24"/>
-          <w:szCs w:val="24"/>
-          <w:lang w:val="es-MX"/>
-        </w:rPr>
-        <w:t>CoNA</w:t>
-      </w:r>
-      <w:proofErr w:type="spellEnd"/>
-      <w:r>
-        <w:rPr>
-          <w:rFonts w:ascii="Garamond" w:hAnsi="Garamond"/>
-          <w:color w:val="1F3864" w:themeColor="accent1" w:themeShade="80"/>
-          <w:sz w:val="24"/>
-          <w:szCs w:val="24"/>
-          <w:lang w:val="es-MX"/>
-        </w:rPr>
-        <w:t xml:space="preserve"> y entre el 97% y el 99% de la vitamina B12, concentrando además entre el 35,1% y el 40,6% del costo total. Esta concentración, tanto nutricional como económica, en un único alimento expone el costo de la adecuación nutricional al precio relativo de la leche pasteurizada --- una vulnerabilidad documentada en otros países de ingreso medio (</w:t>
-      </w:r>
-      <w:proofErr w:type="spellStart"/>
-      <w:r>
-        <w:rPr>
-          <w:rFonts w:ascii="Garamond" w:hAnsi="Garamond"/>
-          <w:color w:val="1F3864" w:themeColor="accent1" w:themeShade="80"/>
-          <w:sz w:val="24"/>
-          <w:szCs w:val="24"/>
-          <w:lang w:val="es-MX"/>
-        </w:rPr>
-        <w:t>Passarelli</w:t>
-      </w:r>
-      <w:proofErr w:type="spellEnd"/>
-      <w:r>
-        <w:rPr>
-          <w:rFonts w:ascii="Garamond" w:hAnsi="Garamond"/>
-          <w:color w:val="1F3864" w:themeColor="accent1" w:themeShade="80"/>
-          <w:sz w:val="24"/>
-          <w:szCs w:val="24"/>
-          <w:lang w:val="es-MX"/>
-        </w:rPr>
-        <w:t xml:space="preserve"> et al., 2024; Bai et al., 2022b) --- y sugiere que las intervenciones más costo-efectivas son aquellas que actúan directamente sobre ese alimento, en lugar de intervenciones </w:t>
-      </w:r>
-      <w:proofErr w:type="spellStart"/>
-      <w:r>
-        <w:rPr>
-          <w:rFonts w:ascii="Garamond" w:hAnsi="Garamond"/>
-          <w:color w:val="1F3864" w:themeColor="accent1" w:themeShade="80"/>
-          <w:sz w:val="24"/>
-          <w:szCs w:val="24"/>
-          <w:lang w:val="es-MX"/>
-        </w:rPr>
-        <w:t>dietarias</w:t>
-      </w:r>
-      <w:proofErr w:type="spellEnd"/>
-      <w:r>
-        <w:rPr>
-          <w:rFonts w:ascii="Garamond" w:hAnsi="Garamond"/>
-          <w:color w:val="1F3864" w:themeColor="accent1" w:themeShade="80"/>
-          <w:sz w:val="24"/>
-          <w:szCs w:val="24"/>
-          <w:lang w:val="es-MX"/>
-        </w:rPr>
-        <w:t xml:space="preserve"> generales (</w:t>
-      </w:r>
-      <w:proofErr w:type="spellStart"/>
-      <w:r>
-        <w:rPr>
-          <w:rFonts w:ascii="Garamond" w:hAnsi="Garamond"/>
-          <w:color w:val="1F3864" w:themeColor="accent1" w:themeShade="80"/>
-          <w:sz w:val="24"/>
-          <w:szCs w:val="24"/>
-          <w:lang w:val="es-MX"/>
-        </w:rPr>
-        <w:t>Frega</w:t>
-      </w:r>
-      <w:proofErr w:type="spellEnd"/>
-      <w:r>
-        <w:rPr>
-          <w:rFonts w:ascii="Garamond" w:hAnsi="Garamond"/>
-          <w:color w:val="1F3864" w:themeColor="accent1" w:themeShade="80"/>
-          <w:sz w:val="24"/>
-          <w:szCs w:val="24"/>
-          <w:lang w:val="es-MX"/>
-        </w:rPr>
-        <w:t xml:space="preserve"> et al., 2012; Schneider, 2022). Las diferencias </w:t>
-      </w:r>
-      <w:proofErr w:type="spellStart"/>
-      <w:r>
-        <w:rPr>
-          <w:rFonts w:ascii="Garamond" w:hAnsi="Garamond"/>
-          <w:color w:val="1F3864" w:themeColor="accent1" w:themeShade="80"/>
-          <w:sz w:val="24"/>
-          <w:szCs w:val="24"/>
-          <w:lang w:val="es-MX"/>
-        </w:rPr>
-        <w:t>intercidades</w:t>
-      </w:r>
-      <w:proofErr w:type="spellEnd"/>
-      <w:r>
-        <w:rPr>
-          <w:rFonts w:ascii="Garamond" w:hAnsi="Garamond"/>
-          <w:color w:val="1F3864" w:themeColor="accent1" w:themeShade="80"/>
-          <w:sz w:val="24"/>
-          <w:szCs w:val="24"/>
-          <w:lang w:val="es-MX"/>
-        </w:rPr>
-        <w:t xml:space="preserve"> en el SPE del calcio son consistentes con las diferencias en la inflación de la leche: en 2022--2023, Cali registró la inflación de leche más alta (26,7% y 20,5%), seguida de Medellín (25,3% y 19,2%) y Bogotá (24,4% y 17,3%), y en 2024 la desinflación fue más contenida en Cali (4,8%) que en Bogotá (2,5%). La tendencia creciente del SPE del calcio --- de 0,304--0,498 en 2019 a 0,386--0,601 en 2024 --- agrava esta vulnerabilidad en un contexto de encarecimiento real sostenido de los lácteos (FAO, 2023; [AÑADIR CITA]). El perfil de restricciones varía entre miembros del hogar: el calcio es más costoso para la niña de 10--14 años (SPE: 0,486--0,523), cuyas necesidades durante el crecimiento son las más altas del ciclo de vida (</w:t>
-      </w:r>
-      <w:proofErr w:type="spellStart"/>
-      <w:r>
-        <w:rPr>
-          <w:rFonts w:ascii="Garamond" w:hAnsi="Garamond"/>
-          <w:color w:val="1F3864" w:themeColor="accent1" w:themeShade="80"/>
-          <w:sz w:val="24"/>
-          <w:szCs w:val="24"/>
-          <w:lang w:val="es-MX"/>
-        </w:rPr>
-        <w:t>Institute</w:t>
-      </w:r>
-      <w:proofErr w:type="spellEnd"/>
-      <w:r>
-        <w:rPr>
-          <w:rFonts w:ascii="Garamond" w:hAnsi="Garamond"/>
-          <w:color w:val="1F3864" w:themeColor="accent1" w:themeShade="80"/>
-          <w:sz w:val="24"/>
-          <w:szCs w:val="24"/>
-          <w:lang w:val="es-MX"/>
-        </w:rPr>
-        <w:t xml:space="preserve"> </w:t>
-      </w:r>
-      <w:proofErr w:type="spellStart"/>
-      <w:r>
-        <w:rPr>
-          <w:rFonts w:ascii="Garamond" w:hAnsi="Garamond"/>
-          <w:color w:val="1F3864" w:themeColor="accent1" w:themeShade="80"/>
-          <w:sz w:val="24"/>
-          <w:szCs w:val="24"/>
-          <w:lang w:val="es-MX"/>
-        </w:rPr>
-        <w:t>of</w:t>
-      </w:r>
-      <w:proofErr w:type="spellEnd"/>
-      <w:r>
-        <w:rPr>
-          <w:rFonts w:ascii="Garamond" w:hAnsi="Garamond"/>
-          <w:color w:val="1F3864" w:themeColor="accent1" w:themeShade="80"/>
-          <w:sz w:val="24"/>
-          <w:szCs w:val="24"/>
-          <w:lang w:val="es-MX"/>
-        </w:rPr>
-        <w:t xml:space="preserve"> Medicine, 2011); para el hombre adulto, el zinc supera al calcio en Bogotá y Medellín (SPE: 0,564 y 0,486), consistente con evidencia global (Bai et al., 2022b), y exhibe alta variabilidad temporal (0,010--0,718), reflejo directo de la mayor volatilidad de precios de las legumbres secas respecto a los lácteos --- cuya desviación estándar de la variación interanual (19,9--23,2) casi </w:t>
-      </w:r>
-      <w:r>
-        <w:rPr>
-          <w:rFonts w:ascii="Garamond" w:hAnsi="Garamond"/>
-          <w:color w:val="1F3864" w:themeColor="accent1" w:themeShade="80"/>
-          <w:sz w:val="24"/>
-          <w:szCs w:val="24"/>
-          <w:lang w:val="es-MX"/>
-        </w:rPr>
-        <w:lastRenderedPageBreak/>
-        <w:t>duplica la de la leche (12,0--13,4) ---. La heterogeneidad en los perfiles de restricción entre miembros del hogar implica que el costo de la adecuación nutricional no puede ignorar la dimensión demográfica, pues la restricción vinculante varía según el miembro, y las políticas que operan sobre el promedio del hogar pueden ser ineficientes para los grupos más vulnerables (Bai et al., 2022a; Masters et al., 2018).</w:t>
+        <w:t>y las políticas que operan sobre el promedio del hogar pueden ser ineficientes para los grupos más vulnerables (Bai et al., 2022a; Masters et al., 2018).</w:t>
       </w:r>
     </w:p>
     <w:p>

--- a/Proyecto Interno/review-food-security-paper/05_manuscript/v3_draft-discussion.docx
+++ b/Proyecto Interno/review-food-security-paper/05_manuscript/v3_draft-discussion.docx
@@ -25,10 +25,27 @@
         <w:t>Discusión</w:t>
       </w:r>
       <w:proofErr w:type="spellEnd"/>
+      <w:r>
+        <w:rPr>
+          <w:rFonts w:ascii="Garamond" w:hAnsi="Garamond"/>
+          <w:b/>
+          <w:lang w:val="en-US"/>
+        </w:rPr>
+        <w:softHyphen/>
+      </w:r>
+      <w:r>
+        <w:rPr>
+          <w:rFonts w:ascii="Garamond" w:hAnsi="Garamond"/>
+          <w:b/>
+          <w:lang w:val="en-US"/>
+        </w:rPr>
+        <w:softHyphen/>
+      </w:r>
     </w:p>
     <w:p>
       <w:pPr>
         <w:ind w:firstLine="709"/>
+        <w:jc w:val="both"/>
         <w:rPr>
           <w:rFonts w:ascii="Garamond" w:hAnsi="Garamond"/>
           <w:sz w:val="24"/>
@@ -468,21 +485,18 @@
           <w:szCs w:val="24"/>
           <w:lang w:val="en-US"/>
         </w:rPr>
-        <w:t xml:space="preserve">: 1.52, 1.42, and 1.43, respectively). </w:t>
-      </w:r>
-    </w:p>
-    <w:p>
-      <w:pPr>
-        <w:ind w:firstLine="709"/>
-        <w:jc w:val="both"/>
-        <w:rPr>
-          <w:rFonts w:ascii="Garamond" w:hAnsi="Garamond"/>
-          <w:color w:val="7E0000"/>
-          <w:sz w:val="24"/>
-          <w:szCs w:val="24"/>
-          <w:lang w:val="en-US"/>
-        </w:rPr>
-      </w:pPr>
+        <w:t>: 1.52, 1.42, and 1.43, respectively).</w:t>
+      </w:r>
+      <w:r>
+        <w:rPr>
+          <w:rFonts w:ascii="Garamond" w:hAnsi="Garamond"/>
+          <w:color w:val="7E0000"/>
+          <w:sz w:val="24"/>
+          <w:szCs w:val="24"/>
+          <w:lang w:val="en-US"/>
+        </w:rPr>
+        <w:t xml:space="preserve"> </w:t>
+      </w:r>
       <w:r>
         <w:rPr>
           <w:rFonts w:ascii="Garamond" w:hAnsi="Garamond"/>
@@ -601,32 +615,60 @@
         </w:rPr>
         <w:t xml:space="preserve">y, benchmarks that the three Colombian cities fall below over the full period. </w:t>
       </w:r>
-    </w:p>
-    <w:p>
-      <w:pPr>
-        <w:ind w:firstLine="709"/>
-        <w:jc w:val="both"/>
-        <w:rPr>
-          <w:rFonts w:ascii="Garamond" w:hAnsi="Garamond"/>
-          <w:color w:val="7E0000"/>
-          <w:sz w:val="24"/>
-          <w:szCs w:val="24"/>
-          <w:lang w:val="en-US"/>
-        </w:rPr>
-      </w:pPr>
-    </w:p>
-    <w:p>
-      <w:pPr>
-        <w:ind w:firstLine="709"/>
-        <w:jc w:val="both"/>
-        <w:rPr>
-          <w:rFonts w:ascii="Garamond" w:hAnsi="Garamond"/>
-          <w:color w:val="7E0000"/>
-          <w:sz w:val="24"/>
-          <w:szCs w:val="24"/>
-          <w:lang w:val="en-US"/>
-        </w:rPr>
-      </w:pPr>
+      <w:r>
+        <w:rPr>
+          <w:rFonts w:ascii="Garamond" w:hAnsi="Garamond"/>
+          <w:color w:val="7E0000"/>
+          <w:sz w:val="24"/>
+          <w:szCs w:val="24"/>
+          <w:lang w:val="en-US"/>
+        </w:rPr>
+        <w:t xml:space="preserve">The Colombian cities are, however, converging toward those higher benchmarks, a trend evident in Cali, where the 2.4 premium reported by Yoshioka et al. (2025) for 2022 widened to 2.57 by 2024 according to our estimates. For </w:t>
+      </w:r>
+      <w:proofErr w:type="spellStart"/>
+      <w:r>
+        <w:rPr>
+          <w:rFonts w:ascii="Garamond" w:hAnsi="Garamond"/>
+          <w:color w:val="7E0000"/>
+          <w:sz w:val="24"/>
+          <w:szCs w:val="24"/>
+          <w:lang w:val="en-US"/>
+        </w:rPr>
+        <w:t>CoRD</w:t>
+      </w:r>
+      <w:proofErr w:type="spellEnd"/>
+      <w:r>
+        <w:rPr>
+          <w:rFonts w:ascii="Garamond" w:hAnsi="Garamond"/>
+          <w:color w:val="7E0000"/>
+          <w:sz w:val="24"/>
+          <w:szCs w:val="24"/>
+          <w:lang w:val="en-US"/>
+        </w:rPr>
+        <w:t>/</w:t>
+      </w:r>
+      <w:proofErr w:type="spellStart"/>
+      <w:r>
+        <w:rPr>
+          <w:rFonts w:ascii="Garamond" w:hAnsi="Garamond"/>
+          <w:color w:val="7E0000"/>
+          <w:sz w:val="24"/>
+          <w:szCs w:val="24"/>
+          <w:lang w:val="en-US"/>
+        </w:rPr>
+        <w:t>CoNA</w:t>
+      </w:r>
+      <w:proofErr w:type="spellEnd"/>
+      <w:r>
+        <w:rPr>
+          <w:rFonts w:ascii="Garamond" w:hAnsi="Garamond"/>
+          <w:color w:val="7E0000"/>
+          <w:sz w:val="24"/>
+          <w:szCs w:val="24"/>
+          <w:lang w:val="en-US"/>
+        </w:rPr>
+        <w:t xml:space="preserve"> premium, both Yoshioka et al. (2025) for Cali and FAO et al. (2021) for Latin America report a ratio of 1.4, sitting slightly below our full-period estimates of 1.42 – 1.52. This </w:t>
+      </w:r>
       <w:r>
         <w:rPr>
           <w:rFonts w:ascii="Garamond" w:hAnsi="Garamond"/>
@@ -636,51 +678,7 @@
           <w:lang w:val="en-US"/>
         </w:rPr>
         <w:lastRenderedPageBreak/>
-        <w:t xml:space="preserve">The Colombian cities are, however, converging toward those higher benchmarks, a trend evident in Cali, where the 2.4 premium reported by Yoshioka et al. (2025) for 2022 widened to 2.57 by 2024 according to our estimates. For </w:t>
-      </w:r>
-      <w:proofErr w:type="spellStart"/>
-      <w:r>
-        <w:rPr>
-          <w:rFonts w:ascii="Garamond" w:hAnsi="Garamond"/>
-          <w:color w:val="7E0000"/>
-          <w:sz w:val="24"/>
-          <w:szCs w:val="24"/>
-          <w:lang w:val="en-US"/>
-        </w:rPr>
-        <w:t>CoRD</w:t>
-      </w:r>
-      <w:proofErr w:type="spellEnd"/>
-      <w:r>
-        <w:rPr>
-          <w:rFonts w:ascii="Garamond" w:hAnsi="Garamond"/>
-          <w:color w:val="7E0000"/>
-          <w:sz w:val="24"/>
-          <w:szCs w:val="24"/>
-          <w:lang w:val="en-US"/>
-        </w:rPr>
-        <w:t>/</w:t>
-      </w:r>
-      <w:proofErr w:type="spellStart"/>
-      <w:r>
-        <w:rPr>
-          <w:rFonts w:ascii="Garamond" w:hAnsi="Garamond"/>
-          <w:color w:val="7E0000"/>
-          <w:sz w:val="24"/>
-          <w:szCs w:val="24"/>
-          <w:lang w:val="en-US"/>
-        </w:rPr>
-        <w:t>CoNA</w:t>
-      </w:r>
-      <w:proofErr w:type="spellEnd"/>
-      <w:r>
-        <w:rPr>
-          <w:rFonts w:ascii="Garamond" w:hAnsi="Garamond"/>
-          <w:color w:val="7E0000"/>
-          <w:sz w:val="24"/>
-          <w:szCs w:val="24"/>
-          <w:lang w:val="en-US"/>
-        </w:rPr>
-        <w:t xml:space="preserve"> premium, both Yoshioka et al. (2025) for Cali and FAO et al. (2021) for Latin America report a ratio of 1.4, sitting slightly below our full-period estimates of 1.42 – 1.52. This pattern holds even when a broader dietary standard is considered, as </w:t>
+        <w:t xml:space="preserve">pattern holds even when a broader dietary standard is considered, as </w:t>
       </w:r>
       <w:proofErr w:type="spellStart"/>
       <w:r>
@@ -1310,6 +1308,463 @@
         </w:rPr>
         <w:t xml:space="preserve"> remained far more contained at -4.1% to -7.9%. </w:t>
       </w:r>
+      <w:r>
+        <w:rPr>
+          <w:rFonts w:ascii="Garamond" w:hAnsi="Garamond"/>
+          <w:color w:val="7E0000"/>
+          <w:sz w:val="24"/>
+          <w:szCs w:val="24"/>
+          <w:lang w:val="en-US"/>
+        </w:rPr>
+        <w:t>An analogous asymmetry is documented by Bai et al. (2026) for China, where real costs of recommended diets grew m</w:t>
+      </w:r>
+      <w:r>
+        <w:rPr>
+          <w:rFonts w:ascii="Garamond" w:hAnsi="Garamond"/>
+          <w:color w:val="7E0000"/>
+          <w:sz w:val="24"/>
+          <w:szCs w:val="24"/>
+          <w:lang w:val="en-US"/>
+        </w:rPr>
+        <w:t xml:space="preserve">ore slowly than the food CPI across most provinces, revealing that the low-cost foods satisfying dietary recommendations experienced lower inflation than the average food consumed. </w:t>
+      </w:r>
+      <w:r>
+        <w:rPr>
+          <w:rFonts w:ascii="Garamond" w:hAnsi="Garamond"/>
+          <w:color w:val="7E0000"/>
+          <w:sz w:val="24"/>
+          <w:szCs w:val="24"/>
+          <w:lang w:val="en-US"/>
+        </w:rPr>
+        <w:t>[</w:t>
+      </w:r>
+      <w:proofErr w:type="spellStart"/>
+      <w:r>
+        <w:rPr>
+          <w:rFonts w:ascii="Garamond" w:hAnsi="Garamond"/>
+          <w:color w:val="7E0000"/>
+          <w:sz w:val="24"/>
+          <w:szCs w:val="24"/>
+          <w:lang w:val="en-US"/>
+        </w:rPr>
+        <w:t>Pendiente</w:t>
+      </w:r>
+      <w:proofErr w:type="spellEnd"/>
+      <w:r>
+        <w:rPr>
+          <w:rFonts w:ascii="Garamond" w:hAnsi="Garamond"/>
+          <w:color w:val="7E0000"/>
+          <w:sz w:val="24"/>
+          <w:szCs w:val="24"/>
+          <w:lang w:val="en-US"/>
+        </w:rPr>
+        <w:t xml:space="preserve"> </w:t>
+      </w:r>
+      <w:proofErr w:type="spellStart"/>
+      <w:r>
+        <w:rPr>
+          <w:rFonts w:ascii="Garamond" w:hAnsi="Garamond"/>
+          <w:color w:val="7E0000"/>
+          <w:sz w:val="24"/>
+          <w:szCs w:val="24"/>
+          <w:lang w:val="en-US"/>
+        </w:rPr>
+        <w:t>referencia</w:t>
+      </w:r>
+      <w:proofErr w:type="spellEnd"/>
+      <w:r>
+        <w:rPr>
+          <w:rFonts w:ascii="Garamond" w:hAnsi="Garamond"/>
+          <w:color w:val="7E0000"/>
+          <w:sz w:val="24"/>
+          <w:szCs w:val="24"/>
+          <w:lang w:val="en-US"/>
+        </w:rPr>
+        <w:t xml:space="preserve">: </w:t>
+      </w:r>
+      <w:proofErr w:type="spellStart"/>
+      <w:r>
+        <w:rPr>
+          <w:rFonts w:ascii="Garamond" w:hAnsi="Garamond"/>
+          <w:color w:val="7E0000"/>
+          <w:sz w:val="24"/>
+          <w:szCs w:val="24"/>
+          <w:lang w:val="en-US"/>
+        </w:rPr>
+        <w:t>evidencia</w:t>
+      </w:r>
+      <w:proofErr w:type="spellEnd"/>
+      <w:r>
+        <w:rPr>
+          <w:rFonts w:ascii="Garamond" w:hAnsi="Garamond"/>
+          <w:color w:val="7E0000"/>
+          <w:sz w:val="24"/>
+          <w:szCs w:val="24"/>
+          <w:lang w:val="en-US"/>
+        </w:rPr>
+        <w:t xml:space="preserve"> </w:t>
+      </w:r>
+      <w:proofErr w:type="spellStart"/>
+      <w:r>
+        <w:rPr>
+          <w:rFonts w:ascii="Garamond" w:hAnsi="Garamond"/>
+          <w:color w:val="7E0000"/>
+          <w:sz w:val="24"/>
+          <w:szCs w:val="24"/>
+          <w:lang w:val="en-US"/>
+        </w:rPr>
+        <w:t>adicional</w:t>
+      </w:r>
+      <w:proofErr w:type="spellEnd"/>
+      <w:r>
+        <w:rPr>
+          <w:rFonts w:ascii="Garamond" w:hAnsi="Garamond"/>
+          <w:color w:val="7E0000"/>
+          <w:sz w:val="24"/>
+          <w:szCs w:val="24"/>
+          <w:lang w:val="en-US"/>
+        </w:rPr>
+        <w:t xml:space="preserve"> de </w:t>
+      </w:r>
+      <w:proofErr w:type="spellStart"/>
+      <w:r>
+        <w:rPr>
+          <w:rFonts w:ascii="Garamond" w:hAnsi="Garamond"/>
+          <w:color w:val="7E0000"/>
+          <w:sz w:val="24"/>
+          <w:szCs w:val="24"/>
+          <w:lang w:val="en-US"/>
+        </w:rPr>
+        <w:t>otros</w:t>
+      </w:r>
+      <w:proofErr w:type="spellEnd"/>
+      <w:r>
+        <w:rPr>
+          <w:rFonts w:ascii="Garamond" w:hAnsi="Garamond"/>
+          <w:color w:val="7E0000"/>
+          <w:sz w:val="24"/>
+          <w:szCs w:val="24"/>
+          <w:lang w:val="en-US"/>
+        </w:rPr>
+        <w:t xml:space="preserve"> </w:t>
+      </w:r>
+      <w:proofErr w:type="spellStart"/>
+      <w:r>
+        <w:rPr>
+          <w:rFonts w:ascii="Garamond" w:hAnsi="Garamond"/>
+          <w:color w:val="7E0000"/>
+          <w:sz w:val="24"/>
+          <w:szCs w:val="24"/>
+          <w:lang w:val="en-US"/>
+        </w:rPr>
+        <w:t>contextos</w:t>
+      </w:r>
+      <w:proofErr w:type="spellEnd"/>
+      <w:r>
+        <w:rPr>
+          <w:rFonts w:ascii="Garamond" w:hAnsi="Garamond"/>
+          <w:color w:val="7E0000"/>
+          <w:sz w:val="24"/>
+          <w:szCs w:val="24"/>
+          <w:lang w:val="en-US"/>
+        </w:rPr>
+        <w:t xml:space="preserve"> </w:t>
+      </w:r>
+      <w:proofErr w:type="spellStart"/>
+      <w:r>
+        <w:rPr>
+          <w:rFonts w:ascii="Garamond" w:hAnsi="Garamond"/>
+          <w:color w:val="7E0000"/>
+          <w:sz w:val="24"/>
+          <w:szCs w:val="24"/>
+          <w:lang w:val="en-US"/>
+        </w:rPr>
+        <w:t>sobre</w:t>
+      </w:r>
+      <w:proofErr w:type="spellEnd"/>
+      <w:r>
+        <w:rPr>
+          <w:rFonts w:ascii="Garamond" w:hAnsi="Garamond"/>
+          <w:color w:val="7E0000"/>
+          <w:sz w:val="24"/>
+          <w:szCs w:val="24"/>
+          <w:lang w:val="en-US"/>
+        </w:rPr>
+        <w:t xml:space="preserve"> </w:t>
+      </w:r>
+      <w:proofErr w:type="spellStart"/>
+      <w:r>
+        <w:rPr>
+          <w:rFonts w:ascii="Garamond" w:hAnsi="Garamond"/>
+          <w:color w:val="7E0000"/>
+          <w:sz w:val="24"/>
+          <w:szCs w:val="24"/>
+          <w:lang w:val="en-US"/>
+        </w:rPr>
+        <w:t>desacople</w:t>
+      </w:r>
+      <w:proofErr w:type="spellEnd"/>
+      <w:r>
+        <w:rPr>
+          <w:rFonts w:ascii="Garamond" w:hAnsi="Garamond"/>
+          <w:color w:val="7E0000"/>
+          <w:sz w:val="24"/>
+          <w:szCs w:val="24"/>
+          <w:lang w:val="en-US"/>
+        </w:rPr>
+        <w:t xml:space="preserve"> entre </w:t>
+      </w:r>
+      <w:proofErr w:type="spellStart"/>
+      <w:r>
+        <w:rPr>
+          <w:rFonts w:ascii="Garamond" w:hAnsi="Garamond"/>
+          <w:color w:val="7E0000"/>
+          <w:sz w:val="24"/>
+          <w:szCs w:val="24"/>
+          <w:lang w:val="en-US"/>
+        </w:rPr>
+        <w:t>precios</w:t>
+      </w:r>
+      <w:proofErr w:type="spellEnd"/>
+      <w:r>
+        <w:rPr>
+          <w:rFonts w:ascii="Garamond" w:hAnsi="Garamond"/>
+          <w:color w:val="7E0000"/>
+          <w:sz w:val="24"/>
+          <w:szCs w:val="24"/>
+          <w:lang w:val="en-US"/>
+        </w:rPr>
+        <w:t xml:space="preserve"> de </w:t>
+      </w:r>
+      <w:proofErr w:type="spellStart"/>
+      <w:r>
+        <w:rPr>
+          <w:rFonts w:ascii="Garamond" w:hAnsi="Garamond"/>
+          <w:color w:val="7E0000"/>
+          <w:sz w:val="24"/>
+          <w:szCs w:val="24"/>
+          <w:lang w:val="en-US"/>
+        </w:rPr>
+        <w:t>feculentos</w:t>
+      </w:r>
+      <w:proofErr w:type="spellEnd"/>
+      <w:r>
+        <w:rPr>
+          <w:rFonts w:ascii="Garamond" w:hAnsi="Garamond"/>
+          <w:color w:val="7E0000"/>
+          <w:sz w:val="24"/>
+          <w:szCs w:val="24"/>
+          <w:lang w:val="en-US"/>
+        </w:rPr>
+        <w:t xml:space="preserve"> y </w:t>
+      </w:r>
+      <w:proofErr w:type="spellStart"/>
+      <w:r>
+        <w:rPr>
+          <w:rFonts w:ascii="Garamond" w:hAnsi="Garamond"/>
+          <w:color w:val="7E0000"/>
+          <w:sz w:val="24"/>
+          <w:szCs w:val="24"/>
+          <w:lang w:val="en-US"/>
+        </w:rPr>
+        <w:t>alimentos</w:t>
+      </w:r>
+      <w:proofErr w:type="spellEnd"/>
+      <w:r>
+        <w:rPr>
+          <w:rFonts w:ascii="Garamond" w:hAnsi="Garamond"/>
+          <w:color w:val="7E0000"/>
+          <w:sz w:val="24"/>
+          <w:szCs w:val="24"/>
+          <w:lang w:val="en-US"/>
+        </w:rPr>
+        <w:t xml:space="preserve"> </w:t>
+      </w:r>
+      <w:proofErr w:type="spellStart"/>
+      <w:r>
+        <w:rPr>
+          <w:rFonts w:ascii="Garamond" w:hAnsi="Garamond"/>
+          <w:color w:val="7E0000"/>
+          <w:sz w:val="24"/>
+          <w:szCs w:val="24"/>
+          <w:lang w:val="en-US"/>
+        </w:rPr>
+        <w:t>nutricionalmente</w:t>
+      </w:r>
+      <w:proofErr w:type="spellEnd"/>
+      <w:r>
+        <w:rPr>
+          <w:rFonts w:ascii="Garamond" w:hAnsi="Garamond"/>
+          <w:color w:val="7E0000"/>
+          <w:sz w:val="24"/>
+          <w:szCs w:val="24"/>
+          <w:lang w:val="en-US"/>
+        </w:rPr>
+        <w:t xml:space="preserve"> </w:t>
+      </w:r>
+      <w:proofErr w:type="spellStart"/>
+      <w:r>
+        <w:rPr>
+          <w:rFonts w:ascii="Garamond" w:hAnsi="Garamond"/>
+          <w:color w:val="7E0000"/>
+          <w:sz w:val="24"/>
+          <w:szCs w:val="24"/>
+          <w:lang w:val="en-US"/>
+        </w:rPr>
+        <w:t>densos</w:t>
+      </w:r>
+      <w:proofErr w:type="spellEnd"/>
+      <w:r>
+        <w:rPr>
+          <w:rFonts w:ascii="Garamond" w:hAnsi="Garamond"/>
+          <w:color w:val="7E0000"/>
+          <w:sz w:val="24"/>
+          <w:szCs w:val="24"/>
+          <w:lang w:val="en-US"/>
+        </w:rPr>
+        <w:t xml:space="preserve"> </w:t>
+      </w:r>
+      <w:proofErr w:type="spellStart"/>
+      <w:r>
+        <w:rPr>
+          <w:rFonts w:ascii="Garamond" w:hAnsi="Garamond"/>
+          <w:color w:val="7E0000"/>
+          <w:sz w:val="24"/>
+          <w:szCs w:val="24"/>
+          <w:lang w:val="en-US"/>
+        </w:rPr>
+        <w:t>durante</w:t>
+      </w:r>
+      <w:proofErr w:type="spellEnd"/>
+      <w:r>
+        <w:rPr>
+          <w:rFonts w:ascii="Garamond" w:hAnsi="Garamond"/>
+          <w:color w:val="7E0000"/>
+          <w:sz w:val="24"/>
+          <w:szCs w:val="24"/>
+          <w:lang w:val="en-US"/>
+        </w:rPr>
+        <w:t xml:space="preserve"> </w:t>
+      </w:r>
+      <w:proofErr w:type="spellStart"/>
+      <w:r>
+        <w:rPr>
+          <w:rFonts w:ascii="Garamond" w:hAnsi="Garamond"/>
+          <w:color w:val="7E0000"/>
+          <w:sz w:val="24"/>
+          <w:szCs w:val="24"/>
+          <w:lang w:val="en-US"/>
+        </w:rPr>
+        <w:t>episodios</w:t>
+      </w:r>
+      <w:proofErr w:type="spellEnd"/>
+      <w:r>
+        <w:rPr>
+          <w:rFonts w:ascii="Garamond" w:hAnsi="Garamond"/>
+          <w:color w:val="7E0000"/>
+          <w:sz w:val="24"/>
+          <w:szCs w:val="24"/>
+          <w:lang w:val="en-US"/>
+        </w:rPr>
+        <w:t xml:space="preserve"> de </w:t>
+      </w:r>
+      <w:proofErr w:type="spellStart"/>
+      <w:r>
+        <w:rPr>
+          <w:rFonts w:ascii="Garamond" w:hAnsi="Garamond"/>
+          <w:color w:val="7E0000"/>
+          <w:sz w:val="24"/>
+          <w:szCs w:val="24"/>
+          <w:lang w:val="en-US"/>
+        </w:rPr>
+        <w:t>desinflación</w:t>
+      </w:r>
+      <w:proofErr w:type="spellEnd"/>
+      <w:proofErr w:type="gramStart"/>
+      <w:r>
+        <w:rPr>
+          <w:rFonts w:ascii="Garamond" w:hAnsi="Garamond"/>
+          <w:color w:val="7E0000"/>
+          <w:sz w:val="24"/>
+          <w:szCs w:val="24"/>
+          <w:lang w:val="en-US"/>
+        </w:rPr>
+        <w:t>].</w:t>
+      </w:r>
+      <w:r>
+        <w:rPr>
+          <w:rFonts w:ascii="Garamond" w:hAnsi="Garamond"/>
+          <w:color w:val="7E0000"/>
+          <w:sz w:val="24"/>
+          <w:szCs w:val="24"/>
+          <w:lang w:val="en-US"/>
+        </w:rPr>
+        <w:t>An</w:t>
+      </w:r>
+      <w:proofErr w:type="gramEnd"/>
+      <w:r>
+        <w:rPr>
+          <w:rFonts w:ascii="Garamond" w:hAnsi="Garamond"/>
+          <w:color w:val="7E0000"/>
+          <w:sz w:val="24"/>
+          <w:szCs w:val="24"/>
+          <w:lang w:val="en-US"/>
+        </w:rPr>
+        <w:t xml:space="preserve"> explanation lies in the structure of the </w:t>
+      </w:r>
+      <w:proofErr w:type="spellStart"/>
+      <w:r>
+        <w:rPr>
+          <w:rFonts w:ascii="Garamond" w:hAnsi="Garamond"/>
+          <w:color w:val="7E0000"/>
+          <w:sz w:val="24"/>
+          <w:szCs w:val="24"/>
+          <w:lang w:val="en-US"/>
+        </w:rPr>
+        <w:t>CoCA</w:t>
+      </w:r>
+      <w:proofErr w:type="spellEnd"/>
+      <w:r>
+        <w:rPr>
+          <w:rFonts w:ascii="Garamond" w:hAnsi="Garamond"/>
+          <w:color w:val="7E0000"/>
+          <w:sz w:val="24"/>
+          <w:szCs w:val="24"/>
+          <w:lang w:val="en-US"/>
+        </w:rPr>
+        <w:t xml:space="preserve"> m</w:t>
+      </w:r>
+      <w:r>
+        <w:rPr>
+          <w:rFonts w:ascii="Garamond" w:hAnsi="Garamond"/>
+          <w:color w:val="7E0000"/>
+          <w:sz w:val="24"/>
+          <w:szCs w:val="24"/>
+          <w:lang w:val="en-US"/>
+        </w:rPr>
+        <w:t xml:space="preserve">odel, which is determined by whichever food offers the lowest price per kilocalorie in each market </w:t>
+      </w:r>
+      <w:r>
+        <w:rPr>
+          <w:rFonts w:ascii="Garamond" w:hAnsi="Garamond"/>
+          <w:color w:val="7E0000"/>
+          <w:sz w:val="24"/>
+          <w:szCs w:val="24"/>
+          <w:highlight w:val="yellow"/>
+          <w:lang w:val="en-US"/>
+        </w:rPr>
+        <w:t>(Mahrt et al., 2019; AÑADIR MÁS REFERENCIAS).</w:t>
+      </w:r>
+      <w:r>
+        <w:rPr>
+          <w:rFonts w:ascii="Garamond" w:hAnsi="Garamond"/>
+          <w:color w:val="7E0000"/>
+          <w:sz w:val="24"/>
+          <w:szCs w:val="24"/>
+          <w:lang w:val="en-US"/>
+        </w:rPr>
+        <w:t xml:space="preserve"> </w:t>
+      </w:r>
     </w:p>
     <w:p>
       <w:pPr>
@@ -1323,18 +1778,6 @@
           <w:lang w:val="en-US"/>
         </w:rPr>
       </w:pPr>
-    </w:p>
-    <w:p>
-      <w:pPr>
-        <w:ind w:firstLine="709"/>
-        <w:jc w:val="both"/>
-        <w:rPr>
-          <w:rFonts w:ascii="Garamond" w:hAnsi="Garamond"/>
-          <w:color w:val="7E0000"/>
-          <w:sz w:val="24"/>
-          <w:szCs w:val="24"/>
-        </w:rPr>
-      </w:pPr>
       <w:r>
         <w:rPr>
           <w:rFonts w:ascii="Garamond" w:hAnsi="Garamond"/>
@@ -1344,134 +1787,6 @@
           <w:lang w:val="en-US"/>
         </w:rPr>
         <w:lastRenderedPageBreak/>
-        <w:t>An analogous asymmetry is documented by Bai et al. (2026) for China, where real costs of recommended diets grew m</w:t>
-      </w:r>
-      <w:r>
-        <w:rPr>
-          <w:rFonts w:ascii="Garamond" w:hAnsi="Garamond"/>
-          <w:color w:val="7E0000"/>
-          <w:sz w:val="24"/>
-          <w:szCs w:val="24"/>
-          <w:lang w:val="en-US"/>
-        </w:rPr>
-        <w:t xml:space="preserve">ore slowly than the food CPI across most provinces, revealing that the low-cost foods satisfying dietary recommendations experienced lower inflation than the average food consumed. </w:t>
-      </w:r>
-      <w:r>
-        <w:rPr>
-          <w:rFonts w:ascii="Garamond" w:hAnsi="Garamond"/>
-          <w:color w:val="7E0000"/>
-          <w:sz w:val="24"/>
-          <w:szCs w:val="24"/>
-        </w:rPr>
-        <w:t>[Pendiente referencia: evidencia adicional de otros contextos sobre desacople entre precios de feculentos y alimentos nutricionalmente densos durante episodios de desinflación].</w:t>
-      </w:r>
-    </w:p>
-    <w:p>
-      <w:pPr>
-        <w:ind w:firstLine="709"/>
-        <w:jc w:val="both"/>
-        <w:rPr>
-          <w:rFonts w:ascii="Garamond" w:hAnsi="Garamond"/>
-          <w:color w:val="7E0000"/>
-          <w:sz w:val="24"/>
-          <w:szCs w:val="24"/>
-          <w:lang w:val="en-US"/>
-        </w:rPr>
-      </w:pPr>
-      <w:r>
-        <w:rPr>
-          <w:rFonts w:ascii="Garamond" w:hAnsi="Garamond"/>
-          <w:color w:val="7E0000"/>
-          <w:sz w:val="24"/>
-          <w:szCs w:val="24"/>
-          <w:lang w:val="en-US"/>
-        </w:rPr>
-        <w:t xml:space="preserve"> </w:t>
-      </w:r>
-      <w:r>
-        <w:rPr>
-          <w:rFonts w:ascii="Garamond" w:hAnsi="Garamond"/>
-          <w:color w:val="7E0000"/>
-          <w:sz w:val="24"/>
-          <w:szCs w:val="24"/>
-          <w:lang w:val="en-US"/>
-        </w:rPr>
-        <w:t xml:space="preserve">An explanation lies in the structure of the </w:t>
-      </w:r>
-      <w:proofErr w:type="spellStart"/>
-      <w:r>
-        <w:rPr>
-          <w:rFonts w:ascii="Garamond" w:hAnsi="Garamond"/>
-          <w:color w:val="7E0000"/>
-          <w:sz w:val="24"/>
-          <w:szCs w:val="24"/>
-          <w:lang w:val="en-US"/>
-        </w:rPr>
-        <w:t>CoCA</w:t>
-      </w:r>
-      <w:proofErr w:type="spellEnd"/>
-      <w:r>
-        <w:rPr>
-          <w:rFonts w:ascii="Garamond" w:hAnsi="Garamond"/>
-          <w:color w:val="7E0000"/>
-          <w:sz w:val="24"/>
-          <w:szCs w:val="24"/>
-          <w:lang w:val="en-US"/>
-        </w:rPr>
-        <w:t xml:space="preserve"> m</w:t>
-      </w:r>
-      <w:r>
-        <w:rPr>
-          <w:rFonts w:ascii="Garamond" w:hAnsi="Garamond"/>
-          <w:color w:val="7E0000"/>
-          <w:sz w:val="24"/>
-          <w:szCs w:val="24"/>
-          <w:lang w:val="en-US"/>
-        </w:rPr>
-        <w:t xml:space="preserve">odel, which is determined by whichever food offers the lowest price per kilocalorie in each market </w:t>
-      </w:r>
-      <w:r>
-        <w:rPr>
-          <w:rFonts w:ascii="Garamond" w:hAnsi="Garamond"/>
-          <w:color w:val="7E0000"/>
-          <w:sz w:val="24"/>
-          <w:szCs w:val="24"/>
-          <w:highlight w:val="yellow"/>
-          <w:lang w:val="en-US"/>
-        </w:rPr>
-        <w:t>(Mahrt et al., 2019; AÑADIR MÁS REFERENCIAS).</w:t>
-      </w:r>
-      <w:r>
-        <w:rPr>
-          <w:rFonts w:ascii="Garamond" w:hAnsi="Garamond"/>
-          <w:color w:val="7E0000"/>
-          <w:sz w:val="24"/>
-          <w:szCs w:val="24"/>
-          <w:lang w:val="en-US"/>
-        </w:rPr>
-        <w:t xml:space="preserve"> </w:t>
-      </w:r>
-    </w:p>
-    <w:p>
-      <w:pPr>
-        <w:ind w:firstLine="709"/>
-        <w:jc w:val="both"/>
-        <w:rPr>
-          <w:rFonts w:ascii="Garamond" w:hAnsi="Garamond"/>
-          <w:color w:val="7E0000"/>
-          <w:sz w:val="24"/>
-          <w:szCs w:val="24"/>
-          <w:lang w:val="en-US"/>
-        </w:rPr>
-      </w:pPr>
-      <w:r>
-        <w:rPr>
-          <w:rFonts w:ascii="Garamond" w:hAnsi="Garamond"/>
-          <w:color w:val="7E0000"/>
-          <w:sz w:val="24"/>
-          <w:szCs w:val="24"/>
-          <w:lang w:val="en-US"/>
-        </w:rPr>
         <w:t>In the three Colombian cities, that role was played by rice, wheat flour, and pre-cooked flour, whose CPI subclasses averaged nominal year-on-year variations of just 0.1% - 0.3% and between -0.1% and -0.9% in 2024, against a general food CPI of 2.7% - 3.2% in the same year (see Appendix X). These foods thus fell in price even in nominal t</w:t>
       </w:r>
       <w:r>
@@ -1545,45 +1860,25 @@
           <w:rFonts w:ascii="Garamond" w:hAnsi="Garamond"/>
           <w:sz w:val="24"/>
           <w:szCs w:val="24"/>
-          <w:lang w:val="es-MX"/>
-        </w:rPr>
-      </w:pPr>
-      <w:r>
-        <w:rPr>
-          <w:rFonts w:ascii="Garamond" w:hAnsi="Garamond"/>
-          <w:sz w:val="24"/>
-          <w:szCs w:val="24"/>
-          <w:lang w:val="es-MX"/>
-        </w:rPr>
-        <w:t xml:space="preserve">Tres nutrientes resultaron vinculantes en el 100% de los meses en las tres ciudades --- calcio, sodio y vitamina C ---, un patrón consistente con estudios previos para contextos similares [AÑADIR CITAS: estudios que identifiquen estos mismos nutrientes como limitantes en dietas de costo mínimo en LAC o países de ingreso medio; </w:t>
-      </w:r>
-      <w:proofErr w:type="spellStart"/>
-      <w:r>
-        <w:rPr>
-          <w:rFonts w:ascii="Garamond" w:hAnsi="Garamond"/>
-          <w:sz w:val="24"/>
-          <w:szCs w:val="24"/>
-          <w:lang w:val="es-MX"/>
-        </w:rPr>
-        <w:t>Yoshioka</w:t>
-      </w:r>
-      <w:proofErr w:type="spellEnd"/>
-      <w:r>
-        <w:rPr>
-          <w:rFonts w:ascii="Garamond" w:hAnsi="Garamond"/>
-          <w:sz w:val="24"/>
-          <w:szCs w:val="24"/>
-          <w:lang w:val="es-MX"/>
-        </w:rPr>
-        <w:t xml:space="preserve">-Vargas et al. (2025) ya identificó calcio y vitamina C para Cali]. Al analizar la dieta </w:t>
-      </w:r>
-      <w:proofErr w:type="spellStart"/>
-      <w:r>
-        <w:rPr>
-          <w:rFonts w:ascii="Garamond" w:hAnsi="Garamond"/>
-          <w:sz w:val="24"/>
-          <w:szCs w:val="24"/>
-          <w:lang w:val="es-MX"/>
+          <w:lang w:val="en-US"/>
+        </w:rPr>
+      </w:pPr>
+      <w:r>
+        <w:rPr>
+          <w:rFonts w:ascii="Garamond" w:hAnsi="Garamond"/>
+          <w:sz w:val="24"/>
+          <w:szCs w:val="24"/>
+          <w:lang w:val="en-US"/>
+        </w:rPr>
+        <w:t xml:space="preserve">Sensitivity and compositional analysis of the </w:t>
+      </w:r>
+      <w:proofErr w:type="spellStart"/>
+      <w:r>
+        <w:rPr>
+          <w:rFonts w:ascii="Garamond" w:hAnsi="Garamond"/>
+          <w:sz w:val="24"/>
+          <w:szCs w:val="24"/>
+          <w:lang w:val="en-US"/>
         </w:rPr>
         <w:t>CoNA</w:t>
       </w:r>
@@ -1593,17 +1888,17 @@
           <w:rFonts w:ascii="Garamond" w:hAnsi="Garamond"/>
           <w:sz w:val="24"/>
           <w:szCs w:val="24"/>
-          <w:lang w:val="es-MX"/>
-        </w:rPr>
-        <w:t>, identificamos que el calcio es la restricción estructuralmente más costosa del sistema --- un resultado consistente con evidencia internacional que documenta que países donde los productos lácteos son relativamente caros enfrentan SPE de calcio sistemáticamente altos (Bai et al., 2022b), con evidencia regional que confirma que el calcio fue el nutriente más costoso de satisfacer en todos los estratos de ingreso analizados en Brasil (</w:t>
-      </w:r>
-      <w:proofErr w:type="spellStart"/>
-      <w:r>
-        <w:rPr>
-          <w:rFonts w:ascii="Garamond" w:hAnsi="Garamond"/>
-          <w:sz w:val="24"/>
-          <w:szCs w:val="24"/>
-          <w:lang w:val="es-MX"/>
+          <w:lang w:val="en-US"/>
+        </w:rPr>
+        <w:t xml:space="preserve"> model identifies calcium as the most expensive nutritional constraint to satisfy in the LP model. This finding corroborates international evidence (Bai et al., 2022b), evidence from Brazil where calcium emerged as the costliest nutrient to satisfy regardless of income level (</w:t>
+      </w:r>
+      <w:proofErr w:type="spellStart"/>
+      <w:r>
+        <w:rPr>
+          <w:rFonts w:ascii="Garamond" w:hAnsi="Garamond"/>
+          <w:sz w:val="24"/>
+          <w:szCs w:val="24"/>
+          <w:lang w:val="en-US"/>
         </w:rPr>
         <w:t>Verly</w:t>
       </w:r>
@@ -1613,37 +1908,44 @@
           <w:rFonts w:ascii="Garamond" w:hAnsi="Garamond"/>
           <w:sz w:val="24"/>
           <w:szCs w:val="24"/>
-          <w:lang w:val="es-MX"/>
-        </w:rPr>
-        <w:t xml:space="preserve"> et al., 2020, 2021), y con el estudio previo para Cali de </w:t>
-      </w:r>
-      <w:proofErr w:type="spellStart"/>
-      <w:r>
-        <w:rPr>
-          <w:rFonts w:ascii="Garamond" w:hAnsi="Garamond"/>
-          <w:sz w:val="24"/>
-          <w:szCs w:val="24"/>
-          <w:lang w:val="es-MX"/>
-        </w:rPr>
-        <w:t>Yoshioka</w:t>
-      </w:r>
-      <w:proofErr w:type="spellEnd"/>
-      <w:r>
-        <w:rPr>
-          <w:rFonts w:ascii="Garamond" w:hAnsi="Garamond"/>
-          <w:sz w:val="24"/>
-          <w:szCs w:val="24"/>
-          <w:lang w:val="es-MX"/>
-        </w:rPr>
-        <w:t xml:space="preserve">-Vargas et al. (2025), que identifica calcio, vitamina C y zinc como los tres nutrientes limitantes más frecuentes --- exactamente los mismos que este estudio documenta como universalmente vinculantes en las tres ciudades. La leche pasteurizada provee entre el 64% y el 85% del calcio total del </w:t>
-      </w:r>
-      <w:proofErr w:type="spellStart"/>
-      <w:r>
-        <w:rPr>
-          <w:rFonts w:ascii="Garamond" w:hAnsi="Garamond"/>
-          <w:sz w:val="24"/>
-          <w:szCs w:val="24"/>
-          <w:lang w:val="es-MX"/>
+          <w:lang w:val="en-US"/>
+        </w:rPr>
+        <w:t xml:space="preserve"> et al., 2021), and prior results for Cali </w:t>
+      </w:r>
+      <w:r>
+        <w:rPr>
+          <w:rFonts w:ascii="Garamond" w:hAnsi="Garamond"/>
+          <w:sz w:val="24"/>
+          <w:szCs w:val="24"/>
+          <w:lang w:val="en-US"/>
+        </w:rPr>
+        <w:t>(Yoshioka et al., 2025).</w:t>
+      </w:r>
+      <w:r>
+        <w:rPr>
+          <w:rFonts w:ascii="Garamond" w:hAnsi="Garamond"/>
+          <w:sz w:val="24"/>
+          <w:szCs w:val="24"/>
+          <w:lang w:val="en-US"/>
+        </w:rPr>
+        <w:t xml:space="preserve"> A single food source, pasteurized milk, drives this concentration, </w:t>
+      </w:r>
+      <w:r>
+        <w:rPr>
+          <w:rFonts w:ascii="Garamond" w:hAnsi="Garamond"/>
+          <w:sz w:val="24"/>
+          <w:szCs w:val="24"/>
+          <w:lang w:val="en-US"/>
+        </w:rPr>
+        <w:t xml:space="preserve">and it supplies between 64% and 85% of total dietary calcium in the optimal </w:t>
+      </w:r>
+      <w:proofErr w:type="spellStart"/>
+      <w:r>
+        <w:rPr>
+          <w:rFonts w:ascii="Garamond" w:hAnsi="Garamond"/>
+          <w:sz w:val="24"/>
+          <w:szCs w:val="24"/>
+          <w:lang w:val="en-US"/>
         </w:rPr>
         <w:t>CoNA</w:t>
       </w:r>
@@ -1653,17 +1955,17 @@
           <w:rFonts w:ascii="Garamond" w:hAnsi="Garamond"/>
           <w:sz w:val="24"/>
           <w:szCs w:val="24"/>
-          <w:lang w:val="es-MX"/>
-        </w:rPr>
-        <w:t xml:space="preserve"> óptimo y entre el 97% y el 99% de la vitamina B12, concentrando además entre el 35,1% y el 40,6% del costo total del </w:t>
-      </w:r>
-      <w:proofErr w:type="spellStart"/>
-      <w:r>
-        <w:rPr>
-          <w:rFonts w:ascii="Garamond" w:hAnsi="Garamond"/>
-          <w:sz w:val="24"/>
-          <w:szCs w:val="24"/>
-          <w:lang w:val="es-MX"/>
+          <w:lang w:val="en-US"/>
+        </w:rPr>
+        <w:t xml:space="preserve"> and between 97% and 99% of vitamin B12, which translates into a cost share of 35.1% - 40.6% of total minimum diet cost. Such dependence on a single food item, both nutritionally and economically, exposes the </w:t>
+      </w:r>
+      <w:proofErr w:type="spellStart"/>
+      <w:r>
+        <w:rPr>
+          <w:rFonts w:ascii="Garamond" w:hAnsi="Garamond"/>
+          <w:sz w:val="24"/>
+          <w:szCs w:val="24"/>
+          <w:lang w:val="en-US"/>
         </w:rPr>
         <w:t>CoNA</w:t>
       </w:r>
@@ -1673,37 +1975,17 @@
           <w:rFonts w:ascii="Garamond" w:hAnsi="Garamond"/>
           <w:sz w:val="24"/>
           <w:szCs w:val="24"/>
-          <w:lang w:val="es-MX"/>
-        </w:rPr>
-        <w:t xml:space="preserve"> (véase </w:t>
-      </w:r>
-      <w:proofErr w:type="spellStart"/>
-      <w:r>
-        <w:rPr>
-          <w:rFonts w:ascii="Garamond" w:hAnsi="Garamond"/>
-          <w:sz w:val="24"/>
-          <w:szCs w:val="24"/>
-          <w:lang w:val="es-MX"/>
-        </w:rPr>
-        <w:t>Apéndice~X</w:t>
-      </w:r>
-      <w:proofErr w:type="spellEnd"/>
-      <w:r>
-        <w:rPr>
-          <w:rFonts w:ascii="Garamond" w:hAnsi="Garamond"/>
-          <w:sz w:val="24"/>
-          <w:szCs w:val="24"/>
-          <w:lang w:val="es-MX"/>
-        </w:rPr>
-        <w:t>). Esta concentración, tanto nutricional como económica, en un único alimento expone el costo de la adecuación nutricional al precio relativo de la leche pasteurizada --- una vulnerabilidad documentada en otros países de ingreso medio donde los lácteos son caros pero no subsidiados (</w:t>
-      </w:r>
-      <w:proofErr w:type="spellStart"/>
-      <w:r>
-        <w:rPr>
-          <w:rFonts w:ascii="Garamond" w:hAnsi="Garamond"/>
-          <w:sz w:val="24"/>
-          <w:szCs w:val="24"/>
-          <w:lang w:val="es-MX"/>
+          <w:lang w:val="en-US"/>
+        </w:rPr>
+        <w:t xml:space="preserve"> to dairy price fluctuations, in line with evidence from middle-income countries where dairy products are relatively expensive and unsubsidized (</w:t>
+      </w:r>
+      <w:proofErr w:type="spellStart"/>
+      <w:r>
+        <w:rPr>
+          <w:rFonts w:ascii="Garamond" w:hAnsi="Garamond"/>
+          <w:sz w:val="24"/>
+          <w:szCs w:val="24"/>
+          <w:lang w:val="en-US"/>
         </w:rPr>
         <w:t>Passarelli</w:t>
       </w:r>
@@ -1713,37 +1995,45 @@
           <w:rFonts w:ascii="Garamond" w:hAnsi="Garamond"/>
           <w:sz w:val="24"/>
           <w:szCs w:val="24"/>
-          <w:lang w:val="es-MX"/>
-        </w:rPr>
-        <w:t xml:space="preserve"> et al., 2024; Bai et al., 2022b) ---, lo que sugiere que las intervenciones más costo-efectivas son aquellas que actúan directamente sobre ese alimento, en lugar de intervenciones </w:t>
-      </w:r>
-      <w:proofErr w:type="spellStart"/>
-      <w:r>
-        <w:rPr>
-          <w:rFonts w:ascii="Garamond" w:hAnsi="Garamond"/>
-          <w:sz w:val="24"/>
-          <w:szCs w:val="24"/>
-          <w:lang w:val="es-MX"/>
-        </w:rPr>
-        <w:t>dietarias</w:t>
-      </w:r>
-      <w:proofErr w:type="spellEnd"/>
-      <w:r>
-        <w:rPr>
-          <w:rFonts w:ascii="Garamond" w:hAnsi="Garamond"/>
-          <w:sz w:val="24"/>
-          <w:szCs w:val="24"/>
-          <w:lang w:val="es-MX"/>
-        </w:rPr>
-        <w:t xml:space="preserve"> generales (</w:t>
-      </w:r>
-      <w:proofErr w:type="spellStart"/>
-      <w:r>
-        <w:rPr>
-          <w:rFonts w:ascii="Garamond" w:hAnsi="Garamond"/>
-          <w:sz w:val="24"/>
-          <w:szCs w:val="24"/>
-          <w:lang w:val="es-MX"/>
+          <w:lang w:val="en-US"/>
+        </w:rPr>
+        <w:t xml:space="preserve"> et al., 2024; Bai et al., 2022b) </w:t>
+      </w:r>
+      <w:r>
+        <w:rPr>
+          <w:rFonts w:ascii="Garamond" w:hAnsi="Garamond"/>
+          <w:color w:val="C00000"/>
+          <w:sz w:val="24"/>
+          <w:szCs w:val="24"/>
+          <w:lang w:val="en-US"/>
+        </w:rPr>
+        <w:t>[REVISAR ESTAS REFERENCIAS]</w:t>
+      </w:r>
+      <w:r>
+        <w:rPr>
+          <w:rFonts w:ascii="Garamond" w:hAnsi="Garamond"/>
+          <w:sz w:val="24"/>
+          <w:szCs w:val="24"/>
+          <w:lang w:val="en-US"/>
+        </w:rPr>
+        <w:t xml:space="preserve">. This strengthens the argument for targeted interventions on critical food items over general dietary approaches, </w:t>
+      </w:r>
+      <w:r>
+        <w:rPr>
+          <w:rFonts w:ascii="Garamond" w:hAnsi="Garamond"/>
+          <w:sz w:val="24"/>
+          <w:szCs w:val="24"/>
+          <w:lang w:val="en-US"/>
+        </w:rPr>
+        <w:t xml:space="preserve">following </w:t>
+      </w:r>
+      <w:proofErr w:type="spellStart"/>
+      <w:r>
+        <w:rPr>
+          <w:rFonts w:ascii="Garamond" w:hAnsi="Garamond"/>
+          <w:sz w:val="24"/>
+          <w:szCs w:val="24"/>
+          <w:lang w:val="en-US"/>
         </w:rPr>
         <w:t>Frega</w:t>
       </w:r>
@@ -1753,39 +2043,214 @@
           <w:rFonts w:ascii="Garamond" w:hAnsi="Garamond"/>
           <w:sz w:val="24"/>
           <w:szCs w:val="24"/>
-          <w:lang w:val="es-MX"/>
-        </w:rPr>
-        <w:t xml:space="preserve"> et al., 2012; Schneider, 2022). Las diferencias </w:t>
-      </w:r>
-      <w:proofErr w:type="spellStart"/>
-      <w:r>
-        <w:rPr>
-          <w:rFonts w:ascii="Garamond" w:hAnsi="Garamond"/>
-          <w:sz w:val="24"/>
-          <w:szCs w:val="24"/>
-          <w:lang w:val="es-MX"/>
-        </w:rPr>
-        <w:t>intercidades</w:t>
-      </w:r>
-      <w:proofErr w:type="spellEnd"/>
-      <w:r>
-        <w:rPr>
-          <w:rFonts w:ascii="Garamond" w:hAnsi="Garamond"/>
-          <w:sz w:val="24"/>
-          <w:szCs w:val="24"/>
-          <w:lang w:val="es-MX"/>
-        </w:rPr>
-        <w:t xml:space="preserve"> en el SPE del calcio son consistentes con las diferencias en la inflación de la leche entre mercados: en 2022--2023, Cali registró la inflación de leche más alta entre las tres ciudades (26,7% y 20,5% respectivamente), seguida de Medellín </w:t>
-      </w:r>
-      <w:r>
-        <w:rPr>
-          <w:rFonts w:ascii="Garamond" w:hAnsi="Garamond"/>
-          <w:sz w:val="24"/>
-          <w:szCs w:val="24"/>
-          <w:lang w:val="es-MX"/>
-        </w:rPr>
-        <w:lastRenderedPageBreak/>
-        <w:t>(25,3% y 19,2%) y Bogotá (24,4% y 17,3%), y en 2024 la desinflación de leche fue más contenida en Cali (4,8%) que en Bogotá (2,5%), lo que es consistente con el hecho de que el SPE del calcio siga siendo más elevado en esa ciudad. La tendencia creciente del SPE del calcio a lo largo del período --- de 0,304--0,498 en 2019 a 0,386--0,601 en 2024 según ciudad y miembro --- indica que el costo marginal de satisfacer los requerimientos de calcio está aumentando, agravando esta vulnerabilidad en un contexto de encarecimiento real sostenido de los lácteos (FAO, 2023; [AÑADIR CITA específica para Colombia o LAC]).</w:t>
+          <w:lang w:val="en-US"/>
+        </w:rPr>
+        <w:t xml:space="preserve"> et al.</w:t>
+      </w:r>
+      <w:r>
+        <w:rPr>
+          <w:rFonts w:ascii="Garamond" w:hAnsi="Garamond"/>
+          <w:sz w:val="24"/>
+          <w:szCs w:val="24"/>
+          <w:lang w:val="en-US"/>
+        </w:rPr>
+        <w:t xml:space="preserve"> (</w:t>
+      </w:r>
+      <w:r>
+        <w:rPr>
+          <w:rFonts w:ascii="Garamond" w:hAnsi="Garamond"/>
+          <w:sz w:val="24"/>
+          <w:szCs w:val="24"/>
+          <w:lang w:val="en-US"/>
+        </w:rPr>
+        <w:t>2012</w:t>
+      </w:r>
+      <w:r>
+        <w:rPr>
+          <w:rFonts w:ascii="Garamond" w:hAnsi="Garamond"/>
+          <w:sz w:val="24"/>
+          <w:szCs w:val="24"/>
+          <w:lang w:val="en-US"/>
+        </w:rPr>
+        <w:t>) and</w:t>
+      </w:r>
+      <w:r>
+        <w:rPr>
+          <w:rFonts w:ascii="Garamond" w:hAnsi="Garamond"/>
+          <w:sz w:val="24"/>
+          <w:szCs w:val="24"/>
+          <w:lang w:val="en-US"/>
+        </w:rPr>
+        <w:t xml:space="preserve"> Schneider</w:t>
+      </w:r>
+      <w:r>
+        <w:rPr>
+          <w:rFonts w:ascii="Garamond" w:hAnsi="Garamond"/>
+          <w:sz w:val="24"/>
+          <w:szCs w:val="24"/>
+          <w:lang w:val="en-US"/>
+        </w:rPr>
+        <w:t xml:space="preserve"> (</w:t>
+      </w:r>
+      <w:r>
+        <w:rPr>
+          <w:rFonts w:ascii="Garamond" w:hAnsi="Garamond"/>
+          <w:sz w:val="24"/>
+          <w:szCs w:val="24"/>
+          <w:lang w:val="en-US"/>
+        </w:rPr>
+        <w:t>2022)</w:t>
+      </w:r>
+      <w:r>
+        <w:rPr>
+          <w:rFonts w:ascii="Garamond" w:hAnsi="Garamond"/>
+          <w:sz w:val="24"/>
+          <w:szCs w:val="24"/>
+          <w:lang w:val="en-US"/>
+        </w:rPr>
+        <w:t xml:space="preserve"> </w:t>
+      </w:r>
+      <w:r>
+        <w:rPr>
+          <w:rFonts w:ascii="Garamond" w:hAnsi="Garamond"/>
+          <w:color w:val="C00000"/>
+          <w:sz w:val="24"/>
+          <w:szCs w:val="24"/>
+          <w:lang w:val="en-US"/>
+        </w:rPr>
+        <w:t>[AYÚDAME REVISANDO SI HAY OTRAS REFERENCIAS]</w:t>
+      </w:r>
+      <w:r>
+        <w:rPr>
+          <w:rFonts w:ascii="Garamond" w:hAnsi="Garamond"/>
+          <w:sz w:val="24"/>
+          <w:szCs w:val="24"/>
+          <w:lang w:val="en-US"/>
+        </w:rPr>
+        <w:t>. Disaggregating by city, intercity variations in calcium’s SPE align with dairy price inflation across markets. In 2022 – 2023, Cali recorded the highest milk inflation across the three cities (</w:t>
+      </w:r>
+      <w:r>
+        <w:rPr>
+          <w:rFonts w:ascii="Garamond" w:hAnsi="Garamond"/>
+          <w:sz w:val="24"/>
+          <w:szCs w:val="24"/>
+          <w:lang w:val="en-US"/>
+        </w:rPr>
+        <w:t>26.7% and 20.5%, respectively), followed by Medellín (25.3% y 19.2 %) a</w:t>
+      </w:r>
+      <w:r>
+        <w:rPr>
+          <w:rFonts w:ascii="Garamond" w:hAnsi="Garamond"/>
+          <w:sz w:val="24"/>
+          <w:szCs w:val="24"/>
+          <w:lang w:val="en-US"/>
+        </w:rPr>
+        <w:t xml:space="preserve">nd Bogotá (24.4% and 17.3%), and </w:t>
+      </w:r>
+      <w:r>
+        <w:rPr>
+          <w:rFonts w:ascii="Garamond" w:hAnsi="Garamond"/>
+          <w:sz w:val="24"/>
+          <w:szCs w:val="24"/>
+          <w:lang w:val="en-US"/>
+        </w:rPr>
+        <w:t xml:space="preserve">in 2024 the disinflation of this food item was more contained in Cali </w:t>
+      </w:r>
+      <w:r>
+        <w:rPr>
+          <w:rFonts w:ascii="Garamond" w:hAnsi="Garamond"/>
+          <w:sz w:val="24"/>
+          <w:szCs w:val="24"/>
+          <w:lang w:val="en-US"/>
+        </w:rPr>
+        <w:t xml:space="preserve">(4.8%) than in Bogotá (2.5%), </w:t>
+      </w:r>
+      <w:r>
+        <w:rPr>
+          <w:rFonts w:ascii="Garamond" w:hAnsi="Garamond"/>
+          <w:sz w:val="24"/>
+          <w:szCs w:val="24"/>
+          <w:lang w:val="en-US"/>
+        </w:rPr>
+        <w:t>precisely the city where calcium’s SPE has remained the highest throughout the period.</w:t>
+      </w:r>
+      <w:r>
+        <w:rPr>
+          <w:rFonts w:ascii="Garamond" w:hAnsi="Garamond"/>
+          <w:sz w:val="24"/>
+          <w:szCs w:val="24"/>
+          <w:lang w:val="en-US"/>
+        </w:rPr>
+        <w:t xml:space="preserve"> </w:t>
+      </w:r>
+      <w:r>
+        <w:rPr>
+          <w:rFonts w:ascii="Garamond" w:hAnsi="Garamond"/>
+          <w:sz w:val="24"/>
+          <w:szCs w:val="24"/>
+          <w:lang w:val="en-US"/>
+        </w:rPr>
+        <w:t xml:space="preserve">The upward trend in calcium’s SPE over the full period, rising from 0.304 – 0.498 in 2019 to 0.386 – 0.601 in 2024 across cities and household members, </w:t>
+      </w:r>
+      <w:r>
+        <w:rPr>
+          <w:rFonts w:ascii="Garamond" w:hAnsi="Garamond"/>
+          <w:sz w:val="24"/>
+          <w:szCs w:val="24"/>
+          <w:lang w:val="en-US"/>
+        </w:rPr>
+        <w:t xml:space="preserve">attests to a progressive increase in the marginal cost of meeting minimum calcium requirement, and consequently depends the exposure of nutritional adequacy costs to sustained real dairy price increases </w:t>
+      </w:r>
+      <w:r>
+        <w:rPr>
+          <w:rFonts w:ascii="Garamond" w:hAnsi="Garamond"/>
+          <w:color w:val="C00000"/>
+          <w:sz w:val="24"/>
+          <w:szCs w:val="24"/>
+          <w:lang w:val="en-US"/>
+        </w:rPr>
+        <w:t xml:space="preserve">(FAO, 2023; [AÑADIR CITA </w:t>
+      </w:r>
+      <w:proofErr w:type="spellStart"/>
+      <w:r>
+        <w:rPr>
+          <w:rFonts w:ascii="Garamond" w:hAnsi="Garamond"/>
+          <w:color w:val="C00000"/>
+          <w:sz w:val="24"/>
+          <w:szCs w:val="24"/>
+          <w:lang w:val="en-US"/>
+        </w:rPr>
+        <w:t>específica</w:t>
+      </w:r>
+      <w:proofErr w:type="spellEnd"/>
+      <w:r>
+        <w:rPr>
+          <w:rFonts w:ascii="Garamond" w:hAnsi="Garamond"/>
+          <w:color w:val="C00000"/>
+          <w:sz w:val="24"/>
+          <w:szCs w:val="24"/>
+          <w:lang w:val="en-US"/>
+        </w:rPr>
+        <w:t xml:space="preserve"> para Colombia o LAC]</w:t>
+      </w:r>
+      <w:r>
+        <w:rPr>
+          <w:rFonts w:ascii="Garamond" w:hAnsi="Garamond"/>
+          <w:color w:val="C00000"/>
+          <w:sz w:val="24"/>
+          <w:szCs w:val="24"/>
+          <w:lang w:val="en-US"/>
+        </w:rPr>
+        <w:t>).</w:t>
+      </w:r>
+      <w:r>
+        <w:rPr>
+          <w:rFonts w:ascii="Garamond" w:hAnsi="Garamond"/>
+          <w:sz w:val="24"/>
+          <w:szCs w:val="24"/>
+          <w:lang w:val="en-US"/>
+        </w:rPr>
+        <w:t xml:space="preserve">  </w:t>
       </w:r>
     </w:p>
     <w:p>
@@ -1796,37 +2261,137 @@
           <w:rFonts w:ascii="Garamond" w:hAnsi="Garamond"/>
           <w:sz w:val="24"/>
           <w:szCs w:val="24"/>
-          <w:lang w:val="es-MX"/>
-        </w:rPr>
-      </w:pPr>
-      <w:r>
-        <w:rPr>
-          <w:rFonts w:ascii="Garamond" w:hAnsi="Garamond"/>
-          <w:sz w:val="24"/>
-          <w:szCs w:val="24"/>
-          <w:lang w:val="es-MX"/>
-        </w:rPr>
-        <w:t xml:space="preserve">El perfil de restricciones varía entre miembros del hogar de manera que refleja diferencias en los requerimientos nutricionales: el calcio es más costoso para la niña de 10--14 años (SPE: 0,486--0,523), cuyas necesidades durante el crecimiento son las más altas del ciclo de vida; en contraste, para el hombre adulto el zinc supera al calcio como restricción más costosa en Bogotá y Medellín (SPE medio: 0,564 y 0,486), lo cual coincide con evidencia global que muestra que el zinc tiende a ser una restricción comparativamente más relevante en hombres adultos (Bai et al., 2022b). Las diferencias </w:t>
-      </w:r>
-      <w:proofErr w:type="spellStart"/>
-      <w:r>
-        <w:rPr>
-          <w:rFonts w:ascii="Garamond" w:hAnsi="Garamond"/>
-          <w:sz w:val="24"/>
-          <w:szCs w:val="24"/>
-          <w:lang w:val="es-MX"/>
-        </w:rPr>
-        <w:t>intercidades</w:t>
-      </w:r>
-      <w:proofErr w:type="spellEnd"/>
-      <w:r>
-        <w:rPr>
-          <w:rFonts w:ascii="Garamond" w:hAnsi="Garamond"/>
-          <w:sz w:val="24"/>
-          <w:szCs w:val="24"/>
-          <w:lang w:val="es-MX"/>
-        </w:rPr>
-        <w:t xml:space="preserve"> en el SPE del zinc para el hombre adulto también son explicables por la inflación diferenciada de las legumbres secas entre mercados: en 2022, Cali registró una inflación de legumbres del 32,0%, frente al 22,2% de Bogotá y el 27,3% de Medellín, lo que se tradujo en una mayor presión sobre el costo de satisfacer la restricción de zinc en ese año. A diferencia de la relativa estabilidad temporal del SPE del calcio, el zinc muestra alta variabilidad, oscilando entre 0,010 y 0,718 para el hombre adulto a lo largo del período según ciudad, reflejo directo de la mayor volatilidad de precios de las legumbres secas respecto a los lácteos: la desviación estándar de la variación interanual del IPC de legumbres secas (19,9--23,2 según ciudad) casi duplica la de la leche (12,0--13,4), con un rango de variación de entre --22,5% y 64,9% frente a --2,8% y 41,4% respectivamente. La heterogeneidad en los perfiles de restricción entre miembros del hogar implica que el costo de la adecuación nutricional no puede ignorar la dimensión demográfica, pues la restricción vinculante varía según el miembro, y las políticas que operan sobre el promedio del hogar pueden ser ineficientes para los grupos más vulnerables (Bai et al., 2022a; Masters et al., 2018).</w:t>
+          <w:lang w:val="en-US"/>
+        </w:rPr>
+      </w:pPr>
+      <w:r>
+        <w:rPr>
+          <w:rFonts w:ascii="Garamond" w:hAnsi="Garamond"/>
+          <w:sz w:val="24"/>
+          <w:szCs w:val="24"/>
+          <w:lang w:val="en-US"/>
+        </w:rPr>
+        <w:t>Beyond these aggregated patterns, it bears noting that underlying difference</w:t>
+      </w:r>
+      <w:r>
+        <w:rPr>
+          <w:rFonts w:ascii="Garamond" w:hAnsi="Garamond"/>
+          <w:sz w:val="24"/>
+          <w:szCs w:val="24"/>
+          <w:lang w:val="en-US"/>
+        </w:rPr>
+        <w:t>s</w:t>
+      </w:r>
+      <w:r>
+        <w:rPr>
+          <w:rFonts w:ascii="Garamond" w:hAnsi="Garamond"/>
+          <w:sz w:val="24"/>
+          <w:szCs w:val="24"/>
+          <w:lang w:val="en-US"/>
+        </w:rPr>
+        <w:t xml:space="preserve"> in nutritional requirements yield distinct constraint profiles across household members</w:t>
+      </w:r>
+      <w:r>
+        <w:rPr>
+          <w:rFonts w:ascii="Garamond" w:hAnsi="Garamond"/>
+          <w:sz w:val="24"/>
+          <w:szCs w:val="24"/>
+          <w:lang w:val="en-US"/>
+        </w:rPr>
+        <w:t xml:space="preserve">. Calcium bears its greatest economic weight for the </w:t>
+      </w:r>
+      <w:proofErr w:type="gramStart"/>
+      <w:r>
+        <w:rPr>
+          <w:rFonts w:ascii="Garamond" w:hAnsi="Garamond"/>
+          <w:sz w:val="24"/>
+          <w:szCs w:val="24"/>
+          <w:lang w:val="en-US"/>
+        </w:rPr>
+        <w:t>10-14 year-old</w:t>
+      </w:r>
+      <w:proofErr w:type="gramEnd"/>
+      <w:r>
+        <w:rPr>
+          <w:rFonts w:ascii="Garamond" w:hAnsi="Garamond"/>
+          <w:sz w:val="24"/>
+          <w:szCs w:val="24"/>
+          <w:lang w:val="en-US"/>
+        </w:rPr>
+        <w:t xml:space="preserve"> girl, whose elevated growth-phase requirements translate into SPE of 0.486 – 0.523; as global evidence would lead one to expect for adult males (Bai et al., 2022b), zinc displaces calcium as the d</w:t>
+      </w:r>
+      <w:r>
+        <w:rPr>
+          <w:rFonts w:ascii="Garamond" w:hAnsi="Garamond"/>
+          <w:sz w:val="24"/>
+          <w:szCs w:val="24"/>
+          <w:lang w:val="en-US"/>
+        </w:rPr>
+        <w:t>ominant constraint in Bogotá and Medellín (SPE: 0.564 and 0.486).</w:t>
+      </w:r>
+      <w:r>
+        <w:rPr>
+          <w:rFonts w:ascii="Garamond" w:hAnsi="Garamond"/>
+          <w:sz w:val="24"/>
+          <w:szCs w:val="24"/>
+          <w:lang w:val="en-US"/>
+        </w:rPr>
+        <w:t xml:space="preserve"> </w:t>
+      </w:r>
+      <w:r>
+        <w:rPr>
+          <w:rFonts w:ascii="Garamond" w:hAnsi="Garamond"/>
+          <w:sz w:val="24"/>
+          <w:szCs w:val="24"/>
+          <w:lang w:val="en-US"/>
+        </w:rPr>
+        <w:t>There exists a marked intercity heterogeneity in zinc’s SPE for the adult male, mainly driven by legume price dynamics (AÑADIR CITAS)</w:t>
+      </w:r>
+      <w:r>
+        <w:rPr>
+          <w:rFonts w:ascii="Garamond" w:hAnsi="Garamond"/>
+          <w:sz w:val="24"/>
+          <w:szCs w:val="24"/>
+          <w:lang w:val="en-US"/>
+        </w:rPr>
+        <w:t xml:space="preserve">. </w:t>
+      </w:r>
+      <w:r>
+        <w:rPr>
+          <w:rFonts w:ascii="Garamond" w:hAnsi="Garamond"/>
+          <w:sz w:val="24"/>
+          <w:szCs w:val="24"/>
+          <w:lang w:val="en-US"/>
+        </w:rPr>
+        <w:t xml:space="preserve">In Bogotá it remains high and persistent throughout the period, averaging 0.564; in Medellín it is intermediate but volatile, with a mean of 0.486; and in Cali it declines steadily from 0.401 in 2019 to virtually zero by 2024. </w:t>
+      </w:r>
+      <w:r>
+        <w:rPr>
+          <w:rFonts w:ascii="Garamond" w:hAnsi="Garamond"/>
+          <w:sz w:val="24"/>
+          <w:szCs w:val="24"/>
+          <w:lang w:val="en-US"/>
+        </w:rPr>
+        <w:t xml:space="preserve">Since pasteurized milk supplies 61% - 64% of total dietary zinc and dried legumes </w:t>
+      </w:r>
+      <w:r>
+        <w:rPr>
+          <w:rFonts w:ascii="Garamond" w:hAnsi="Garamond"/>
+          <w:sz w:val="24"/>
+          <w:szCs w:val="24"/>
+          <w:lang w:val="en-US"/>
+        </w:rPr>
+        <w:lastRenderedPageBreak/>
+        <w:t xml:space="preserve">a further 22% - 27%, the differential evolution of legume and dairy prices across markets offers a compelling account of the observed intercity divergence. In Bogotá, real legume prices exceeded the general food CPI by 10.6 and 10.9 p.p. in 2022 and 2023, a sustained differential that kept the zinc constraint economically relevant; in Cali, the dynamic reversed after 2022, with legume inflation falling to +4.4 p.p. points above the general food CPI in 2023 before turning strongly negative in 2024 (-17.1 p.p.), </w:t>
+      </w:r>
+      <w:r>
+        <w:rPr>
+          <w:rFonts w:ascii="Garamond" w:hAnsi="Garamond"/>
+          <w:sz w:val="24"/>
+          <w:szCs w:val="24"/>
+          <w:lang w:val="en-US"/>
+        </w:rPr>
+        <w:t>in step with the progressive reduction in zinc’s SPE observed in that market.</w:t>
       </w:r>
     </w:p>
     <w:p>
@@ -1840,6 +2405,7 @@
           <w:lang w:val="es-MX"/>
         </w:rPr>
       </w:pPr>
+      <w:bookmarkStart w:id="0" w:name="_GoBack"/>
       <w:r>
         <w:rPr>
           <w:rFonts w:ascii="Garamond" w:hAnsi="Garamond"/>
@@ -1967,17 +2533,7 @@
           <w:szCs w:val="24"/>
           <w:lang w:val="es-MX"/>
         </w:rPr>
-        <w:t xml:space="preserve">-Vargas et al. (2025) sobre la selección de fuentes de vitamina C según precio relativo en dietas de costo mínimo. En leguminosas, Bogotá selecciona garbanzo junto a arveja seca porque el garbanzo (COP 421/100g) es más barato que las lentejas (COP 462) en ese mercado, mientras que en Cali y Medellín las lentejas (COP 396 y </w:t>
-      </w:r>
-      <w:r>
-        <w:rPr>
-          <w:rFonts w:ascii="Garamond" w:hAnsi="Garamond"/>
-          <w:sz w:val="24"/>
-          <w:szCs w:val="24"/>
-          <w:lang w:val="es-MX"/>
-        </w:rPr>
-        <w:lastRenderedPageBreak/>
-        <w:t xml:space="preserve">COP 487 respectivamente) resultan más accesibles que el garbanzo, que no aparece disponible en esos mercados. En verduras y lácteos, Cali es la más diversa: es la única ciudad que incorpora cuatro verduras (arveja verde, cebolla, repollo y zanahoria) y que añade queso junto a la leche pasteurizada en el grupo de lácteos. La asimetría entre porciones y peso económico es pronunciada en todas las ciudades: los lácteos, con apenas 4,16--4,31 porciones diarias, concentran entre el 64,9% y el 66,2% del costo total del </w:t>
+        <w:t xml:space="preserve">-Vargas et al. (2025) sobre la selección de fuentes de vitamina C según precio relativo en dietas de costo mínimo. En leguminosas, Bogotá selecciona garbanzo junto a arveja seca porque el garbanzo (COP 421/100g) es más barato que las lentejas (COP 462) en ese mercado, mientras que en Cali y Medellín las lentejas (COP 396 y COP 487 respectivamente) resultan más accesibles que el garbanzo, que no aparece disponible en esos mercados. En verduras y lácteos, Cali es la más diversa: es la única ciudad que incorpora cuatro verduras (arveja verde, cebolla, repollo y zanahoria) y que añade queso junto a la leche pasteurizada en el grupo de lácteos. La asimetría entre porciones y peso económico es pronunciada en todas las ciudades: los lácteos, con apenas 4,16--4,31 porciones diarias, concentran entre el 64,9% y el 66,2% del costo total del </w:t>
       </w:r>
       <w:proofErr w:type="spellStart"/>
       <w:r>
@@ -2020,6 +2576,7 @@
         <w:t>).</w:t>
       </w:r>
     </w:p>
+    <w:bookmarkEnd w:id="0"/>
     <w:p>
       <w:pPr>
         <w:ind w:firstLine="709"/>
@@ -2032,7 +2589,6 @@
           <w:lang w:val="es-MX"/>
         </w:rPr>
       </w:pPr>
-      <w:bookmarkStart w:id="0" w:name="_GoBack"/>
       <w:r>
         <w:rPr>
           <w:rFonts w:ascii="Garamond" w:hAnsi="Garamond"/>
@@ -2041,9 +2597,8 @@
           <w:szCs w:val="24"/>
           <w:lang w:val="es-MX"/>
         </w:rPr>
-        <w:t xml:space="preserve">Tres nutrientes resultaron vinculantes en el 100% de los meses en las tres ciudades --- calcio, sodio y vitamina C ---, un patrón consistente con estudios previos para contextos similares [AÑADIR CITAS]. </w:t>
-      </w:r>
-      <w:bookmarkEnd w:id="0"/>
+        <w:t xml:space="preserve"> </w:t>
+      </w:r>
       <w:r>
         <w:rPr>
           <w:rFonts w:ascii="Garamond" w:hAnsi="Garamond"/>
@@ -2052,9 +2607,8 @@
           <w:szCs w:val="24"/>
           <w:lang w:val="es-MX"/>
         </w:rPr>
-        <w:t xml:space="preserve">Al analizar la dieta </w:t>
-      </w:r>
-      <w:proofErr w:type="spellStart"/>
+        <w:t>Adicionalmente, e</w:t>
+      </w:r>
       <w:r>
         <w:rPr>
           <w:rFonts w:ascii="Garamond" w:hAnsi="Garamond"/>
@@ -2063,6 +2617,39 @@
           <w:szCs w:val="24"/>
           <w:lang w:val="es-MX"/>
         </w:rPr>
+        <w:t xml:space="preserve">l análisis de la composición del </w:t>
+      </w:r>
+      <w:proofErr w:type="spellStart"/>
+      <w:r>
+        <w:rPr>
+          <w:rFonts w:ascii="Garamond" w:hAnsi="Garamond"/>
+          <w:color w:val="1F3864" w:themeColor="accent1" w:themeShade="80"/>
+          <w:sz w:val="24"/>
+          <w:szCs w:val="24"/>
+          <w:lang w:val="es-MX"/>
+        </w:rPr>
+        <w:t>CoRD</w:t>
+      </w:r>
+      <w:proofErr w:type="spellEnd"/>
+      <w:r>
+        <w:rPr>
+          <w:rFonts w:ascii="Garamond" w:hAnsi="Garamond"/>
+          <w:color w:val="1F3864" w:themeColor="accent1" w:themeShade="80"/>
+          <w:sz w:val="24"/>
+          <w:szCs w:val="24"/>
+          <w:lang w:val="es-MX"/>
+        </w:rPr>
+        <w:t xml:space="preserve"> confirma que la dominancia de los lácteos en el costo de la adecuación nutricional no es exclusiva del </w:t>
+      </w:r>
+      <w:proofErr w:type="spellStart"/>
+      <w:r>
+        <w:rPr>
+          <w:rFonts w:ascii="Garamond" w:hAnsi="Garamond"/>
+          <w:color w:val="1F3864" w:themeColor="accent1" w:themeShade="80"/>
+          <w:sz w:val="24"/>
+          <w:szCs w:val="24"/>
+          <w:lang w:val="es-MX"/>
+        </w:rPr>
         <w:t>CoNA</w:t>
       </w:r>
       <w:proofErr w:type="spellEnd"/>
@@ -2074,9 +2661,8 @@
           <w:szCs w:val="24"/>
           <w:lang w:val="es-MX"/>
         </w:rPr>
-        <w:t>, el calcio es la restricción estructuralmente más costosa del sistema --- resultado consistente con evidencia internacional (Bai et al., 2022b) y regional (</w:t>
-      </w:r>
-      <w:proofErr w:type="spellStart"/>
+        <w:t xml:space="preserve">. Aunque la estructura de porciones por grupo alimentario es prácticamente idéntica entre ciudades --- fijada por las GABA independientemente del contexto local ---, los alimentos seleccionados dentro de cada grupo difieren según los precios relativos locales (Bai et al., 2020). En frutas, Bogotá </w:t>
+      </w:r>
       <w:r>
         <w:rPr>
           <w:rFonts w:ascii="Garamond" w:hAnsi="Garamond"/>
@@ -2085,295 +2671,8 @@
           <w:szCs w:val="24"/>
           <w:lang w:val="es-MX"/>
         </w:rPr>
-        <w:t>Verly</w:t>
-      </w:r>
-      <w:proofErr w:type="spellEnd"/>
-      <w:r>
-        <w:rPr>
-          <w:rFonts w:ascii="Garamond" w:hAnsi="Garamond"/>
-          <w:color w:val="1F3864" w:themeColor="accent1" w:themeShade="80"/>
-          <w:sz w:val="24"/>
-          <w:szCs w:val="24"/>
-          <w:lang w:val="es-MX"/>
-        </w:rPr>
-        <w:t xml:space="preserve"> et al., 2020, 2021), y con el estudio previo para Cali de </w:t>
-      </w:r>
-      <w:proofErr w:type="spellStart"/>
-      <w:r>
-        <w:rPr>
-          <w:rFonts w:ascii="Garamond" w:hAnsi="Garamond"/>
-          <w:color w:val="1F3864" w:themeColor="accent1" w:themeShade="80"/>
-          <w:sz w:val="24"/>
-          <w:szCs w:val="24"/>
-          <w:lang w:val="es-MX"/>
-        </w:rPr>
-        <w:t>Yoshioka</w:t>
-      </w:r>
-      <w:proofErr w:type="spellEnd"/>
-      <w:r>
-        <w:rPr>
-          <w:rFonts w:ascii="Garamond" w:hAnsi="Garamond"/>
-          <w:color w:val="1F3864" w:themeColor="accent1" w:themeShade="80"/>
-          <w:sz w:val="24"/>
-          <w:szCs w:val="24"/>
-          <w:lang w:val="es-MX"/>
-        </w:rPr>
-        <w:t xml:space="preserve">-Vargas et al. (2025) ---. La leche pasteurizada provee entre el 64% y el 85% del calcio total del </w:t>
-      </w:r>
-      <w:proofErr w:type="spellStart"/>
-      <w:r>
-        <w:rPr>
-          <w:rFonts w:ascii="Garamond" w:hAnsi="Garamond"/>
-          <w:color w:val="1F3864" w:themeColor="accent1" w:themeShade="80"/>
-          <w:sz w:val="24"/>
-          <w:szCs w:val="24"/>
-          <w:lang w:val="es-MX"/>
-        </w:rPr>
-        <w:t>CoNA</w:t>
-      </w:r>
-      <w:proofErr w:type="spellEnd"/>
-      <w:r>
-        <w:rPr>
-          <w:rFonts w:ascii="Garamond" w:hAnsi="Garamond"/>
-          <w:color w:val="1F3864" w:themeColor="accent1" w:themeShade="80"/>
-          <w:sz w:val="24"/>
-          <w:szCs w:val="24"/>
-          <w:lang w:val="es-MX"/>
-        </w:rPr>
-        <w:t xml:space="preserve"> y entre el 97% y el 99% de la vitamina B12, concentrando además entre el 35,1% y el 40,6% del costo total. Esta concentración, tanto nutricional como económica, en un único alimento expone el costo de la adecuación nutricional al precio relativo de la leche pasteurizada --- una vulnerabilidad documentada en otros países de ingreso medio (</w:t>
-      </w:r>
-      <w:proofErr w:type="spellStart"/>
-      <w:r>
-        <w:rPr>
-          <w:rFonts w:ascii="Garamond" w:hAnsi="Garamond"/>
-          <w:color w:val="1F3864" w:themeColor="accent1" w:themeShade="80"/>
-          <w:sz w:val="24"/>
-          <w:szCs w:val="24"/>
-          <w:lang w:val="es-MX"/>
-        </w:rPr>
-        <w:t>Passarelli</w:t>
-      </w:r>
-      <w:proofErr w:type="spellEnd"/>
-      <w:r>
-        <w:rPr>
-          <w:rFonts w:ascii="Garamond" w:hAnsi="Garamond"/>
-          <w:color w:val="1F3864" w:themeColor="accent1" w:themeShade="80"/>
-          <w:sz w:val="24"/>
-          <w:szCs w:val="24"/>
-          <w:lang w:val="es-MX"/>
-        </w:rPr>
-        <w:t xml:space="preserve"> et al., 2024; Bai et al., 2022b) --- y sugiere que las intervenciones más costo-efectivas son aquellas que actúan directamente sobre ese alimento, en lugar de intervenciones </w:t>
-      </w:r>
-      <w:proofErr w:type="spellStart"/>
-      <w:r>
-        <w:rPr>
-          <w:rFonts w:ascii="Garamond" w:hAnsi="Garamond"/>
-          <w:color w:val="1F3864" w:themeColor="accent1" w:themeShade="80"/>
-          <w:sz w:val="24"/>
-          <w:szCs w:val="24"/>
-          <w:lang w:val="es-MX"/>
-        </w:rPr>
-        <w:t>dietarias</w:t>
-      </w:r>
-      <w:proofErr w:type="spellEnd"/>
-      <w:r>
-        <w:rPr>
-          <w:rFonts w:ascii="Garamond" w:hAnsi="Garamond"/>
-          <w:color w:val="1F3864" w:themeColor="accent1" w:themeShade="80"/>
-          <w:sz w:val="24"/>
-          <w:szCs w:val="24"/>
-          <w:lang w:val="es-MX"/>
-        </w:rPr>
-        <w:t xml:space="preserve"> generales (</w:t>
-      </w:r>
-      <w:proofErr w:type="spellStart"/>
-      <w:r>
-        <w:rPr>
-          <w:rFonts w:ascii="Garamond" w:hAnsi="Garamond"/>
-          <w:color w:val="1F3864" w:themeColor="accent1" w:themeShade="80"/>
-          <w:sz w:val="24"/>
-          <w:szCs w:val="24"/>
-          <w:lang w:val="es-MX"/>
-        </w:rPr>
-        <w:t>Frega</w:t>
-      </w:r>
-      <w:proofErr w:type="spellEnd"/>
-      <w:r>
-        <w:rPr>
-          <w:rFonts w:ascii="Garamond" w:hAnsi="Garamond"/>
-          <w:color w:val="1F3864" w:themeColor="accent1" w:themeShade="80"/>
-          <w:sz w:val="24"/>
-          <w:szCs w:val="24"/>
-          <w:lang w:val="es-MX"/>
-        </w:rPr>
-        <w:t xml:space="preserve"> et al., 2012; Schneider, 2022). Las diferencias </w:t>
-      </w:r>
-      <w:proofErr w:type="spellStart"/>
-      <w:r>
-        <w:rPr>
-          <w:rFonts w:ascii="Garamond" w:hAnsi="Garamond"/>
-          <w:color w:val="1F3864" w:themeColor="accent1" w:themeShade="80"/>
-          <w:sz w:val="24"/>
-          <w:szCs w:val="24"/>
-          <w:lang w:val="es-MX"/>
-        </w:rPr>
-        <w:t>intercidades</w:t>
-      </w:r>
-      <w:proofErr w:type="spellEnd"/>
-      <w:r>
-        <w:rPr>
-          <w:rFonts w:ascii="Garamond" w:hAnsi="Garamond"/>
-          <w:color w:val="1F3864" w:themeColor="accent1" w:themeShade="80"/>
-          <w:sz w:val="24"/>
-          <w:szCs w:val="24"/>
-          <w:lang w:val="es-MX"/>
-        </w:rPr>
-        <w:t xml:space="preserve"> en el SPE del calcio son consistentes con las diferencias en la inflación de la leche: en 2022--2023, Cali registró la inflación de leche más alta (26,7% y 20,5%), seguida de Medellín (25,3% y 19,2%) y Bogotá (24,4% y 17,3%), y en 2024 la desinflación fue más contenida en Cali (4,8%) que en Bogotá (2,5%). La tendencia creciente del SPE del calcio --- de 0,304--0,498 en 2019 a 0,386--0,601 en 2024 --- agrava esta vulnerabilidad en un contexto de encarecimiento real sostenido de los lácteos (FAO, 2023; [AÑADIR CITA]). </w:t>
-      </w:r>
-    </w:p>
-    <w:p>
-      <w:pPr>
-        <w:ind w:firstLine="709"/>
-        <w:jc w:val="both"/>
-        <w:rPr>
-          <w:rFonts w:ascii="Garamond" w:hAnsi="Garamond"/>
-          <w:color w:val="1F3864" w:themeColor="accent1" w:themeShade="80"/>
-          <w:sz w:val="24"/>
-          <w:szCs w:val="24"/>
-          <w:lang w:val="es-MX"/>
-        </w:rPr>
-      </w:pPr>
-      <w:r>
-        <w:rPr>
-          <w:rFonts w:ascii="Garamond" w:hAnsi="Garamond"/>
-          <w:color w:val="1F3864" w:themeColor="accent1" w:themeShade="80"/>
-          <w:sz w:val="24"/>
-          <w:szCs w:val="24"/>
-          <w:lang w:val="es-MX"/>
-        </w:rPr>
-        <w:t>El perfil de restricciones varía entre miembros del hogar: el calcio es más costoso para la niña de 10--14 años (SPE: 0,486--0,523), cuyas necesidades durante el crecimiento son las más altas del ciclo de vida (</w:t>
-      </w:r>
-      <w:proofErr w:type="spellStart"/>
-      <w:r>
-        <w:rPr>
-          <w:rFonts w:ascii="Garamond" w:hAnsi="Garamond"/>
-          <w:color w:val="1F3864" w:themeColor="accent1" w:themeShade="80"/>
-          <w:sz w:val="24"/>
-          <w:szCs w:val="24"/>
-          <w:lang w:val="es-MX"/>
-        </w:rPr>
-        <w:t>Institute</w:t>
-      </w:r>
-      <w:proofErr w:type="spellEnd"/>
-      <w:r>
-        <w:rPr>
-          <w:rFonts w:ascii="Garamond" w:hAnsi="Garamond"/>
-          <w:color w:val="1F3864" w:themeColor="accent1" w:themeShade="80"/>
-          <w:sz w:val="24"/>
-          <w:szCs w:val="24"/>
-          <w:lang w:val="es-MX"/>
-        </w:rPr>
-        <w:t xml:space="preserve"> </w:t>
-      </w:r>
-      <w:proofErr w:type="spellStart"/>
-      <w:r>
-        <w:rPr>
-          <w:rFonts w:ascii="Garamond" w:hAnsi="Garamond"/>
-          <w:color w:val="1F3864" w:themeColor="accent1" w:themeShade="80"/>
-          <w:sz w:val="24"/>
-          <w:szCs w:val="24"/>
-          <w:lang w:val="es-MX"/>
-        </w:rPr>
-        <w:t>of</w:t>
-      </w:r>
-      <w:proofErr w:type="spellEnd"/>
-      <w:r>
-        <w:rPr>
-          <w:rFonts w:ascii="Garamond" w:hAnsi="Garamond"/>
-          <w:color w:val="1F3864" w:themeColor="accent1" w:themeShade="80"/>
-          <w:sz w:val="24"/>
-          <w:szCs w:val="24"/>
-          <w:lang w:val="es-MX"/>
-        </w:rPr>
-        <w:t xml:space="preserve"> Medicine, 2011); para el hombre adulto, el zinc supera al calcio en Bogotá y Medellín (SPE: 0,564 y 0,486), consistente con evidencia global (Bai et al., 2022b), y exhibe alta variabilidad temporal (0,010--0,718), reflejo directo de la mayor volatilidad de precios de las legumbres secas respecto a los lácteos --- cuya desviación estándar de la variación interanual (19,9--23,2) casi duplica la de la leche (12,0--13,4) ---. La heterogeneidad en los perfiles de restricción entre miembros del hogar implica que el costo de la adecuación nutricional no puede ignorar la dimensión demográfica, pues la restricción vinculante varía según el miembro, </w:t>
-      </w:r>
-      <w:r>
-        <w:rPr>
-          <w:rFonts w:ascii="Garamond" w:hAnsi="Garamond"/>
-          <w:color w:val="1F3864" w:themeColor="accent1" w:themeShade="80"/>
-          <w:sz w:val="24"/>
-          <w:szCs w:val="24"/>
-          <w:lang w:val="es-MX"/>
-        </w:rPr>
         <w:lastRenderedPageBreak/>
-        <w:t>y las políticas que operan sobre el promedio del hogar pueden ser ineficientes para los grupos más vulnerables (Bai et al., 2022a; Masters et al., 2018).</w:t>
-      </w:r>
-    </w:p>
-    <w:p>
-      <w:pPr>
-        <w:ind w:firstLine="709"/>
-        <w:jc w:val="both"/>
-        <w:rPr>
-          <w:rFonts w:ascii="Garamond" w:hAnsi="Garamond"/>
-          <w:color w:val="1F3864" w:themeColor="accent1" w:themeShade="80"/>
-          <w:sz w:val="24"/>
-          <w:szCs w:val="24"/>
-          <w:lang w:val="es-MX"/>
-        </w:rPr>
-      </w:pPr>
-      <w:r>
-        <w:rPr>
-          <w:rFonts w:ascii="Garamond" w:hAnsi="Garamond"/>
-          <w:color w:val="1F3864" w:themeColor="accent1" w:themeShade="80"/>
-          <w:sz w:val="24"/>
-          <w:szCs w:val="24"/>
-          <w:lang w:val="es-MX"/>
-        </w:rPr>
-        <w:t xml:space="preserve">El análisis de la composición del </w:t>
-      </w:r>
-      <w:proofErr w:type="spellStart"/>
-      <w:r>
-        <w:rPr>
-          <w:rFonts w:ascii="Garamond" w:hAnsi="Garamond"/>
-          <w:color w:val="1F3864" w:themeColor="accent1" w:themeShade="80"/>
-          <w:sz w:val="24"/>
-          <w:szCs w:val="24"/>
-          <w:lang w:val="es-MX"/>
-        </w:rPr>
-        <w:t>CoRD</w:t>
-      </w:r>
-      <w:proofErr w:type="spellEnd"/>
-      <w:r>
-        <w:rPr>
-          <w:rFonts w:ascii="Garamond" w:hAnsi="Garamond"/>
-          <w:color w:val="1F3864" w:themeColor="accent1" w:themeShade="80"/>
-          <w:sz w:val="24"/>
-          <w:szCs w:val="24"/>
-          <w:lang w:val="es-MX"/>
-        </w:rPr>
-        <w:t xml:space="preserve"> confirma que la dominancia de los lácteos en el costo de la adecuación nutricional no es exclusiva del </w:t>
-      </w:r>
-      <w:proofErr w:type="spellStart"/>
-      <w:r>
-        <w:rPr>
-          <w:rFonts w:ascii="Garamond" w:hAnsi="Garamond"/>
-          <w:color w:val="1F3864" w:themeColor="accent1" w:themeShade="80"/>
-          <w:sz w:val="24"/>
-          <w:szCs w:val="24"/>
-          <w:lang w:val="es-MX"/>
-        </w:rPr>
-        <w:t>CoNA</w:t>
-      </w:r>
-      <w:proofErr w:type="spellEnd"/>
-      <w:r>
-        <w:rPr>
-          <w:rFonts w:ascii="Garamond" w:hAnsi="Garamond"/>
-          <w:color w:val="1F3864" w:themeColor="accent1" w:themeShade="80"/>
-          <w:sz w:val="24"/>
-          <w:szCs w:val="24"/>
-          <w:lang w:val="es-MX"/>
-        </w:rPr>
-        <w:t xml:space="preserve">. Aunque la estructura de porciones por grupo alimentario es prácticamente idéntica entre ciudades --- fijada por las GABA independientemente del contexto local ---, los alimentos seleccionados dentro de cada grupo difieren según los precios relativos locales (Bai et al., 2020). En frutas, Bogotá selecciona guayaba (COP 500/100g real) porque en ese mercado resulta más barata que las moras (COP 687) y ofrece mayor densidad de vitamina C, mientras que en Cali y Medellín la guayaba (COP 547 y COP 521) es sustituida por naranjas (COP 233 y COP 305), cuyo precio relativo por unidad de vitamina C es considerablemente más bajo. En leguminosas, Bogotá selecciona garbanzo (COP 421) junto a arveja seca porque resulta más barato que las lentejas (COP 462) en ese mercado, mientras que en Cali y Medellín las lentejas (COP 396 y COP 487) son la alternativa más accesible. A pesar de esta heterogeneidad composicional, los lácteos concentran entre el 64,9% y el 66,2% del costo total del </w:t>
+        <w:t xml:space="preserve">selecciona guayaba (COP 500/100g real) porque en ese mercado resulta más barata que las moras (COP 687) y ofrece mayor densidad de vitamina C, mientras que en Cali y Medellín la guayaba (COP 547 y COP 521) es sustituida por naranjas (COP 233 y COP 305), cuyo precio relativo por unidad de vitamina C es considerablemente más bajo. En leguminosas, Bogotá selecciona garbanzo (COP 421) junto a arveja seca porque resulta más barato que las lentejas (COP 462) en ese mercado, mientras que en Cali y Medellín las lentejas (COP 396 y COP 487) son la alternativa más accesible. A pesar de esta heterogeneidad composicional, los lácteos concentran entre el 64,9% y el 66,2% del costo total del </w:t>
       </w:r>
       <w:proofErr w:type="spellStart"/>
       <w:r>
